--- a/data/Resume - Chi Lun Chang.docx
+++ b/data/Resume - Chi Lun Chang.docx
@@ -1,13 +1,12 @@
 
 <file path=word/document.xml><?xml version="1.0" encoding="utf-8"?>
-<w:document xmlns:wpc="http://schemas.microsoft.com/office/word/2010/wordprocessingCanvas" xmlns:mc="http://schemas.openxmlformats.org/markup-compatibility/2006" xmlns:o="urn:schemas-microsoft-com:office:office" xmlns:r="http://schemas.openxmlformats.org/officeDocument/2006/relationships" xmlns:m="http://schemas.openxmlformats.org/officeDocument/2006/math" xmlns:v="urn:schemas-microsoft-com:vml" xmlns:wp14="http://schemas.microsoft.com/office/word/2010/wordprocessingDrawing" xmlns:wp="http://schemas.openxmlformats.org/drawingml/2006/wordprocessingDrawing" xmlns:w10="urn:schemas-microsoft-com:office:word" xmlns:w="http://schemas.openxmlformats.org/wordprocessingml/2006/main" xmlns:w14="http://schemas.microsoft.com/office/word/2010/wordml" xmlns:w15="http://schemas.microsoft.com/office/word/2012/wordml" xmlns:wpg="http://schemas.microsoft.com/office/word/2010/wordprocessingGroup" xmlns:wpi="http://schemas.microsoft.com/office/word/2010/wordprocessingInk" xmlns:wne="http://schemas.microsoft.com/office/word/2006/wordml" xmlns:wps="http://schemas.microsoft.com/office/word/2010/wordprocessingShape" mc:Ignorable="w14 w15 wp14">
+<w:document xmlns:wpc="http://schemas.microsoft.com/office/word/2010/wordprocessingCanvas" xmlns:cx="http://schemas.microsoft.com/office/drawing/2014/chartex" xmlns:cx1="http://schemas.microsoft.com/office/drawing/2015/9/8/chartex" xmlns:cx2="http://schemas.microsoft.com/office/drawing/2015/10/21/chartex" xmlns:cx3="http://schemas.microsoft.com/office/drawing/2016/5/9/chartex" xmlns:cx4="http://schemas.microsoft.com/office/drawing/2016/5/10/chartex" xmlns:cx5="http://schemas.microsoft.com/office/drawing/2016/5/11/chartex" xmlns:cx6="http://schemas.microsoft.com/office/drawing/2016/5/12/chartex" xmlns:cx7="http://schemas.microsoft.com/office/drawing/2016/5/13/chartex" xmlns:cx8="http://schemas.microsoft.com/office/drawing/2016/5/14/chartex" xmlns:mc="http://schemas.openxmlformats.org/markup-compatibility/2006" xmlns:aink="http://schemas.microsoft.com/office/drawing/2016/ink" xmlns:am3d="http://schemas.microsoft.com/office/drawing/2017/model3d" xmlns:o="urn:schemas-microsoft-com:office:office" xmlns:oel="http://schemas.microsoft.com/office/2019/extlst" xmlns:r="http://schemas.openxmlformats.org/officeDocument/2006/relationships" xmlns:m="http://schemas.openxmlformats.org/officeDocument/2006/math" xmlns:v="urn:schemas-microsoft-com:vml" xmlns:wp14="http://schemas.microsoft.com/office/word/2010/wordprocessingDrawing" xmlns:wp="http://schemas.openxmlformats.org/drawingml/2006/wordprocessingDrawing" xmlns:w10="urn:schemas-microsoft-com:office:word" xmlns:w="http://schemas.openxmlformats.org/wordprocessingml/2006/main" xmlns:w14="http://schemas.microsoft.com/office/word/2010/wordml" xmlns:w15="http://schemas.microsoft.com/office/word/2012/wordml" xmlns:w16cex="http://schemas.microsoft.com/office/word/2018/wordml/cex" xmlns:w16cid="http://schemas.microsoft.com/office/word/2016/wordml/cid" xmlns:w16="http://schemas.microsoft.com/office/word/2018/wordml" xmlns:w16du="http://schemas.microsoft.com/office/word/2023/wordml/word16du" xmlns:w16sdtdh="http://schemas.microsoft.com/office/word/2020/wordml/sdtdatahash" xmlns:w16sdtfl="http://schemas.microsoft.com/office/word/2024/wordml/sdtformatlock" xmlns:w16se="http://schemas.microsoft.com/office/word/2015/wordml/symex" xmlns:wpg="http://schemas.microsoft.com/office/word/2010/wordprocessingGroup" xmlns:wpi="http://schemas.microsoft.com/office/word/2010/wordprocessingInk" xmlns:wne="http://schemas.microsoft.com/office/word/2006/wordml" xmlns:wps="http://schemas.microsoft.com/office/word/2010/wordprocessingShape" mc:Ignorable="w14 w15 w16se w16cid w16 w16cex w16sdtdh w16sdtfl w16du wp14">
   <w:body>
     <w:p>
       <w:pPr>
-        <w:pStyle w:val="10"/>
+        <w:pStyle w:val="1"/>
         <w:spacing w:line="240" w:lineRule="auto"/>
         <w:rPr>
-          <w:rFonts w:hint="eastAsia"/>
           <w:sz w:val="12"/>
           <w:szCs w:val="12"/>
         </w:rPr>
@@ -15,7 +14,6 @@
     </w:p>
     <w:tbl>
       <w:tblPr>
-        <w:tblStyle w:val="a5"/>
         <w:tblW w:w="11097" w:type="dxa"/>
         <w:tblInd w:w="144" w:type="dxa"/>
         <w:tblBorders>
@@ -27,6 +25,10 @@
           <w:insideV w:val="single" w:sz="8" w:space="0" w:color="000000"/>
         </w:tblBorders>
         <w:tblLayout w:type="fixed"/>
+        <w:tblCellMar>
+          <w:left w:w="0" w:type="dxa"/>
+          <w:right w:w="0" w:type="dxa"/>
+        </w:tblCellMar>
         <w:tblLook w:val="0600" w:firstRow="0" w:lastRow="0" w:firstColumn="0" w:lastColumn="0" w:noHBand="1" w:noVBand="1"/>
       </w:tblPr>
       <w:tblGrid>
@@ -55,11 +57,8 @@
           </w:tcPr>
           <w:p>
             <w:pPr>
-              <w:pStyle w:val="a3"/>
+              <w:pStyle w:val="Title"/>
               <w:contextualSpacing w:val="0"/>
-              <w:rPr>
-                <w:rFonts w:hint="eastAsia"/>
-              </w:rPr>
             </w:pPr>
             <w:bookmarkStart w:id="0" w:name="_x8fm1uorkbaw" w:colFirst="0" w:colLast="0"/>
             <w:bookmarkEnd w:id="0"/>
@@ -72,23 +71,31 @@
           </w:p>
           <w:p>
             <w:pPr>
-              <w:pStyle w:val="a4"/>
+              <w:pStyle w:val="Subtitle"/>
               <w:contextualSpacing w:val="0"/>
+              <w:rPr>
+                <w:rFonts w:eastAsiaTheme="minorEastAsia"/>
+                <w:sz w:val="22"/>
+                <w:szCs w:val="22"/>
+              </w:rPr>
+            </w:pPr>
+            <w:bookmarkStart w:id="1" w:name="_ymi089liagec" w:colFirst="0" w:colLast="0"/>
+            <w:bookmarkEnd w:id="1"/>
+            <w:r>
               <w:rPr>
                 <w:rFonts w:eastAsiaTheme="minorEastAsia" w:hint="eastAsia"/>
                 <w:sz w:val="22"/>
                 <w:szCs w:val="22"/>
               </w:rPr>
-            </w:pPr>
-            <w:bookmarkStart w:id="1" w:name="_ymi089liagec" w:colFirst="0" w:colLast="0"/>
-            <w:bookmarkEnd w:id="1"/>
+              <w:t>(</w:t>
+            </w:r>
             <w:r>
               <w:rPr>
                 <w:rFonts w:eastAsiaTheme="minorEastAsia" w:hint="eastAsia"/>
                 <w:sz w:val="22"/>
                 <w:szCs w:val="22"/>
               </w:rPr>
-              <w:t>(</w:t>
+              <w:t>張祺崙</w:t>
             </w:r>
             <w:r>
               <w:rPr>
@@ -96,7 +103,7 @@
                 <w:sz w:val="22"/>
                 <w:szCs w:val="22"/>
               </w:rPr>
-              <w:t>張祺崙</w:t>
+              <w:t>/Alan Chang</w:t>
             </w:r>
             <w:r>
               <w:rPr>
@@ -104,7 +111,7 @@
                 <w:sz w:val="22"/>
                 <w:szCs w:val="22"/>
               </w:rPr>
-              <w:t>/Alan Chang</w:t>
+              <w:t>)</w:t>
             </w:r>
             <w:r>
               <w:rPr>
@@ -112,31 +119,23 @@
                 <w:sz w:val="22"/>
                 <w:szCs w:val="22"/>
               </w:rPr>
-              <w:t>)</w:t>
-            </w:r>
+              <w:t xml:space="preserve">   </w:t>
+            </w:r>
+          </w:p>
+          <w:p>
+            <w:pPr>
+              <w:pStyle w:val="Subtitle"/>
+              <w:contextualSpacing w:val="0"/>
+              <w:rPr>
+                <w:rFonts w:eastAsiaTheme="minorEastAsia"/>
+              </w:rPr>
+            </w:pPr>
             <w:r>
               <w:rPr>
                 <w:rFonts w:eastAsiaTheme="minorEastAsia" w:hint="eastAsia"/>
                 <w:sz w:val="22"/>
                 <w:szCs w:val="22"/>
               </w:rPr>
-              <w:t xml:space="preserve">   </w:t>
-            </w:r>
-          </w:p>
-          <w:p>
-            <w:pPr>
-              <w:pStyle w:val="a4"/>
-              <w:contextualSpacing w:val="0"/>
-              <w:rPr>
-                <w:rFonts w:eastAsiaTheme="minorEastAsia" w:hint="eastAsia"/>
-              </w:rPr>
-            </w:pPr>
-            <w:r>
-              <w:rPr>
-                <w:rFonts w:eastAsiaTheme="minorEastAsia" w:hint="eastAsia"/>
-                <w:sz w:val="22"/>
-                <w:szCs w:val="22"/>
-              </w:rPr>
               <w:t>H</w:t>
             </w:r>
             <w:r>
@@ -150,7 +149,7 @@
             <w:hyperlink r:id="rId7" w:history="1">
               <w:r>
                 <w:rPr>
-                  <w:rStyle w:val="aa"/>
+                  <w:rStyle w:val="Hyperlink"/>
                   <w:rFonts w:hint="eastAsia"/>
                   <w:sz w:val="22"/>
                   <w:szCs w:val="22"/>
@@ -178,156 +177,33 @@
           </w:tcPr>
           <w:p>
             <w:pPr>
-              <w:pStyle w:val="10"/>
+              <w:pStyle w:val="1"/>
               <w:spacing w:before="0" w:line="276" w:lineRule="auto"/>
               <w:rPr>
+                <w:rFonts w:ascii="Open Sans" w:hAnsi="Open Sans" w:cs="Open Sans"/>
+                <w:b/>
+                <w:color w:val="auto"/>
+              </w:rPr>
+            </w:pPr>
+            <w:r>
+              <w:rPr>
                 <w:rFonts w:ascii="Open Sans" w:hAnsi="Open Sans" w:cs="Open Sans" w:hint="eastAsia"/>
                 <w:color w:val="auto"/>
               </w:rPr>
-            </w:pPr>
-            <w:r>
-              <w:rPr>
-                <w:rFonts w:ascii="Open Sans" w:hAnsi="Open Sans" w:cs="Open Sans"/>
-                <w:color w:val="auto"/>
-              </w:rPr>
-              <w:t>7F</w:t>
-            </w:r>
-            <w:r>
-              <w:rPr>
-                <w:rFonts w:ascii="Open Sans" w:hAnsi="Open Sans" w:cs="Open Sans" w:hint="eastAsia"/>
-                <w:color w:val="auto"/>
-              </w:rPr>
-              <w:t>,</w:t>
-            </w:r>
-            <w:r>
-              <w:rPr>
-                <w:rFonts w:ascii="Open Sans" w:eastAsia="Open Sans" w:hAnsi="Open Sans" w:cs="Open Sans" w:hint="eastAsia"/>
-                <w:color w:val="auto"/>
-              </w:rPr>
-              <w:t xml:space="preserve"> No.233, Bade Rd. </w:t>
+              <w:t>Taiwan (R.O.C.)</w:t>
+            </w:r>
+            <w:r>
+              <w:rPr>
+                <w:rFonts w:ascii="Open Sans" w:eastAsia="Open Sans" w:hAnsi="Open Sans" w:cs="Open Sans"/>
+                <w:b/>
+                <w:color w:val="auto"/>
+              </w:rPr>
+              <w:t xml:space="preserve"> </w:t>
             </w:r>
           </w:p>
           <w:p>
             <w:pPr>
-              <w:pStyle w:val="10"/>
-              <w:spacing w:before="0" w:line="276" w:lineRule="auto"/>
-              <w:rPr>
-                <w:rFonts w:ascii="Open Sans" w:hAnsi="Open Sans" w:cs="Open Sans" w:hint="eastAsia"/>
-                <w:color w:val="auto"/>
-              </w:rPr>
-            </w:pPr>
-            <w:r>
-              <w:rPr>
-                <w:rFonts w:ascii="Open Sans" w:hAnsi="Open Sans" w:cs="Open Sans" w:hint="eastAsia"/>
-                <w:color w:val="auto"/>
-              </w:rPr>
-              <w:t>East Dist., Hsinchu City 30069</w:t>
-            </w:r>
-          </w:p>
-          <w:p>
-            <w:pPr>
-              <w:pStyle w:val="10"/>
-              <w:spacing w:before="0" w:line="276" w:lineRule="auto"/>
-              <w:rPr>
-                <w:rFonts w:ascii="Open Sans" w:hAnsi="Open Sans" w:cs="Open Sans" w:hint="eastAsia"/>
-                <w:b/>
-                <w:color w:val="auto"/>
-              </w:rPr>
-            </w:pPr>
-            <w:r>
-              <w:rPr>
-                <w:rFonts w:ascii="Open Sans" w:hAnsi="Open Sans" w:cs="Open Sans" w:hint="eastAsia"/>
-                <w:color w:val="auto"/>
-              </w:rPr>
-              <w:t>Taiwan (R.O.C.)</w:t>
-            </w:r>
-            <w:r>
-              <w:rPr>
-                <w:rFonts w:ascii="Open Sans" w:eastAsia="Open Sans" w:hAnsi="Open Sans" w:cs="Open Sans"/>
-                <w:b/>
-                <w:color w:val="auto"/>
-              </w:rPr>
-              <w:t xml:space="preserve"> </w:t>
-            </w:r>
-          </w:p>
-          <w:p>
-            <w:pPr>
-              <w:pStyle w:val="10"/>
-              <w:spacing w:before="0" w:line="276" w:lineRule="auto"/>
-              <w:rPr>
-                <w:rFonts w:ascii="Open Sans" w:eastAsia="Open Sans" w:hAnsi="Open Sans" w:cs="Open Sans"/>
-                <w:b/>
-                <w:color w:val="auto"/>
-              </w:rPr>
-            </w:pPr>
-            <w:r>
-              <w:rPr>
-                <w:rFonts w:ascii="Open Sans" w:hAnsi="Open Sans" w:cs="Open Sans" w:hint="eastAsia"/>
-                <w:b/>
-                <w:color w:val="auto"/>
-              </w:rPr>
-              <w:t>+</w:t>
-            </w:r>
-            <w:r>
-              <w:rPr>
-                <w:rFonts w:ascii="Open Sans" w:hAnsi="Open Sans" w:cs="Open Sans" w:hint="eastAsia"/>
-                <w:b/>
-                <w:color w:val="auto"/>
-              </w:rPr>
-              <w:t>886</w:t>
-            </w:r>
-            <w:r>
-              <w:rPr>
-                <w:rFonts w:ascii="Open Sans" w:hAnsi="Open Sans" w:cs="Open Sans" w:hint="eastAsia"/>
-                <w:b/>
-                <w:color w:val="auto"/>
-              </w:rPr>
-              <w:t>-</w:t>
-            </w:r>
-            <w:r>
-              <w:rPr>
-                <w:rFonts w:ascii="Open Sans" w:hAnsi="Open Sans" w:cs="Open Sans" w:hint="eastAsia"/>
-                <w:b/>
-                <w:color w:val="auto"/>
-              </w:rPr>
-              <w:t>9</w:t>
-            </w:r>
-            <w:r>
-              <w:rPr>
-                <w:rFonts w:ascii="Open Sans" w:hAnsi="Open Sans" w:cs="Open Sans" w:hint="eastAsia"/>
-                <w:b/>
-                <w:color w:val="auto"/>
-              </w:rPr>
-              <w:t>-</w:t>
-            </w:r>
-            <w:r>
-              <w:rPr>
-                <w:rFonts w:ascii="Open Sans" w:hAnsi="Open Sans" w:cs="Open Sans" w:hint="eastAsia"/>
-                <w:b/>
-                <w:color w:val="auto"/>
-              </w:rPr>
-              <w:t>3038</w:t>
-            </w:r>
-            <w:r>
-              <w:rPr>
-                <w:rFonts w:ascii="Open Sans" w:hAnsi="Open Sans" w:cs="Open Sans" w:hint="eastAsia"/>
-                <w:b/>
-                <w:color w:val="auto"/>
-              </w:rPr>
-              <w:t>-</w:t>
-            </w:r>
-            <w:r>
-              <w:rPr>
-                <w:rFonts w:ascii="Open Sans" w:hAnsi="Open Sans" w:cs="Open Sans" w:hint="eastAsia"/>
-                <w:b/>
-                <w:color w:val="auto"/>
-              </w:rPr>
-              <w:t>6000</w:t>
-            </w:r>
-          </w:p>
-          <w:p>
-            <w:pPr>
-              <w:pStyle w:val="10"/>
+              <w:pStyle w:val="1"/>
               <w:spacing w:before="0" w:line="276" w:lineRule="auto"/>
               <w:ind w:left="198" w:hangingChars="110" w:hanging="198"/>
               <w:rPr>
@@ -401,7 +277,7 @@
           </w:tcPr>
           <w:p>
             <w:pPr>
-              <w:pStyle w:val="1"/>
+              <w:pStyle w:val="Heading1"/>
               <w:contextualSpacing w:val="0"/>
             </w:pPr>
             <w:bookmarkStart w:id="2" w:name="_y7d3xdxnr44m" w:colFirst="0" w:colLast="0"/>
@@ -412,10 +288,9 @@
           </w:p>
           <w:p>
             <w:pPr>
-              <w:pStyle w:val="2"/>
+              <w:pStyle w:val="Heading2"/>
               <w:contextualSpacing w:val="0"/>
               <w:rPr>
-                <w:rFonts w:hint="eastAsia"/>
                 <w:b w:val="0"/>
                 <w:i/>
                 <w:sz w:val="24"/>
@@ -430,7 +305,7 @@
             <w:hyperlink r:id="rId8" w:history="1">
               <w:r>
                 <w:rPr>
-                  <w:rStyle w:val="aa"/>
+                  <w:rStyle w:val="Hyperlink"/>
                   <w:rFonts w:hint="eastAsia"/>
                   <w:b w:val="0"/>
                 </w:rPr>
@@ -460,10 +335,10 @@
           </w:p>
           <w:p>
             <w:pPr>
-              <w:pStyle w:val="3"/>
+              <w:pStyle w:val="Heading3"/>
               <w:contextualSpacing w:val="0"/>
               <w:rPr>
-                <w:rFonts w:eastAsiaTheme="minorEastAsia" w:hint="eastAsia"/>
+                <w:rFonts w:eastAsiaTheme="minorEastAsia"/>
                 <w:b/>
                 <w:color w:val="auto"/>
               </w:rPr>
@@ -541,13 +416,12 @@
           </w:p>
           <w:p>
             <w:pPr>
-              <w:pStyle w:val="10"/>
+              <w:pStyle w:val="1"/>
               <w:numPr>
                 <w:ilvl w:val="0"/>
                 <w:numId w:val="5"/>
               </w:numPr>
               <w:rPr>
-                <w:rFonts w:hint="eastAsia"/>
                 <w:color w:val="auto"/>
               </w:rPr>
             </w:pPr>
@@ -561,27 +435,133 @@
               <w:rPr>
                 <w:color w:val="auto"/>
               </w:rPr>
-              <w:t>and common model interface with simulator.</w:t>
+              <w:t xml:space="preserve">and </w:t>
+            </w:r>
+            <w:r>
+              <w:rPr>
+                <w:color w:val="auto"/>
+              </w:rPr>
+              <w:t>cooperate</w:t>
+            </w:r>
+            <w:r>
+              <w:rPr>
+                <w:color w:val="auto"/>
+              </w:rPr>
+              <w:t xml:space="preserve"> with </w:t>
+            </w:r>
+            <w:r>
+              <w:rPr>
+                <w:color w:val="auto"/>
+              </w:rPr>
+              <w:t xml:space="preserve">netlist </w:t>
+            </w:r>
+            <w:r>
+              <w:rPr>
+                <w:color w:val="auto"/>
+              </w:rPr>
+              <w:t>simulator.</w:t>
             </w:r>
           </w:p>
           <w:p>
             <w:pPr>
-              <w:pStyle w:val="2"/>
+              <w:pStyle w:val="1"/>
+              <w:numPr>
+                <w:ilvl w:val="0"/>
+                <w:numId w:val="5"/>
+              </w:numPr>
+              <w:rPr>
+                <w:color w:val="auto"/>
+              </w:rPr>
+            </w:pPr>
+            <w:r>
+              <w:rPr>
+                <w:rFonts w:hint="eastAsia"/>
+                <w:color w:val="auto"/>
+              </w:rPr>
+              <w:t>Fast Simula</w:t>
+            </w:r>
+            <w:r>
+              <w:rPr>
+                <w:rFonts w:hint="eastAsia"/>
+                <w:color w:val="auto"/>
+              </w:rPr>
+              <w:t xml:space="preserve">tor </w:t>
+            </w:r>
+            <w:r>
+              <w:rPr>
+                <w:color w:val="auto"/>
+              </w:rPr>
+              <w:t>Development</w:t>
+            </w:r>
+            <w:r>
+              <w:rPr>
+                <w:rFonts w:hint="eastAsia"/>
+                <w:color w:val="auto"/>
+              </w:rPr>
+              <w:t xml:space="preserve"> </w:t>
+            </w:r>
+            <w:r>
+              <w:rPr>
+                <w:rFonts w:hint="eastAsia"/>
+                <w:color w:val="auto"/>
+              </w:rPr>
+              <w:t>for memory</w:t>
+            </w:r>
+            <w:r>
+              <w:rPr>
+                <w:rFonts w:hint="eastAsia"/>
+                <w:color w:val="auto"/>
+              </w:rPr>
+              <w:t>-</w:t>
+            </w:r>
+            <w:r>
+              <w:rPr>
+                <w:rFonts w:hint="eastAsia"/>
+                <w:color w:val="auto"/>
+              </w:rPr>
+              <w:t xml:space="preserve">based </w:t>
+            </w:r>
+            <w:r>
+              <w:rPr>
+                <w:rFonts w:hint="eastAsia"/>
+                <w:color w:val="auto"/>
+              </w:rPr>
+              <w:t>netlist</w:t>
+            </w:r>
+            <w:r>
+              <w:rPr>
+                <w:rFonts w:hint="eastAsia"/>
+                <w:color w:val="auto"/>
+              </w:rPr>
+              <w:t>s</w:t>
+            </w:r>
+            <w:r>
+              <w:rPr>
+                <w:rFonts w:hint="eastAsia"/>
+                <w:color w:val="auto"/>
+              </w:rPr>
+              <w:t>, like SRAM, FLASH or DRAM</w:t>
+            </w:r>
+          </w:p>
+          <w:p>
+            <w:pPr>
+              <w:pStyle w:val="Heading2"/>
               <w:contextualSpacing w:val="0"/>
               <w:rPr>
-                <w:rFonts w:hint="eastAsia"/>
                 <w:b w:val="0"/>
                 <w:i/>
                 <w:sz w:val="24"/>
                 <w:szCs w:val="24"/>
               </w:rPr>
             </w:pPr>
+            <w:proofErr w:type="spellStart"/>
             <w:r>
               <w:rPr>
                 <w:rFonts w:hint="eastAsia"/>
               </w:rPr>
               <w:t>Mediatek</w:t>
             </w:r>
+            <w:proofErr w:type="spellEnd"/>
             <w:r>
               <w:t>,</w:t>
             </w:r>
@@ -591,7 +571,7 @@
             <w:hyperlink r:id="rId9" w:history="1">
               <w:r>
                 <w:rPr>
-                  <w:rStyle w:val="aa"/>
+                  <w:rStyle w:val="Hyperlink"/>
                   <w:rFonts w:hint="eastAsia"/>
                   <w:b w:val="0"/>
                 </w:rPr>
@@ -652,14 +632,14 @@
           </w:p>
           <w:p>
             <w:pPr>
-              <w:pStyle w:val="3"/>
+              <w:pStyle w:val="Heading3"/>
               <w:numPr>
                 <w:ilvl w:val="0"/>
                 <w:numId w:val="15"/>
               </w:numPr>
               <w:contextualSpacing w:val="0"/>
               <w:rPr>
-                <w:rFonts w:eastAsiaTheme="minorEastAsia" w:hint="eastAsia"/>
+                <w:rFonts w:eastAsiaTheme="minorEastAsia"/>
                 <w:b/>
                 <w:color w:val="auto"/>
               </w:rPr>
@@ -792,13 +772,12 @@
           </w:p>
           <w:p>
             <w:pPr>
-              <w:pStyle w:val="10"/>
+              <w:pStyle w:val="1"/>
               <w:numPr>
                 <w:ilvl w:val="0"/>
                 <w:numId w:val="5"/>
               </w:numPr>
               <w:rPr>
-                <w:rFonts w:hint="eastAsia"/>
                 <w:color w:val="auto"/>
               </w:rPr>
             </w:pPr>
@@ -818,14 +797,13 @@
           </w:p>
           <w:p>
             <w:pPr>
-              <w:pStyle w:val="10"/>
+              <w:pStyle w:val="1"/>
               <w:numPr>
                 <w:ilvl w:val="0"/>
                 <w:numId w:val="13"/>
               </w:numPr>
               <w:ind w:rightChars="167" w:right="301"/>
               <w:rPr>
-                <w:rFonts w:hint="eastAsia"/>
                 <w:color w:val="auto"/>
               </w:rPr>
             </w:pPr>
@@ -931,46 +909,54 @@
                 <w:rFonts w:hint="eastAsia"/>
                 <w:color w:val="auto"/>
               </w:rPr>
-              <w:t xml:space="preserve">Familiar to </w:t>
-            </w:r>
-            <w:r>
-              <w:rPr>
-                <w:rFonts w:hint="eastAsia"/>
-                <w:color w:val="auto"/>
-              </w:rPr>
-              <w:t xml:space="preserve">android camera </w:t>
-            </w:r>
-            <w:r>
-              <w:rPr>
-                <w:color w:val="auto"/>
-              </w:rPr>
-              <w:t xml:space="preserve">interface, </w:t>
-            </w:r>
-            <w:r>
-              <w:rPr>
-                <w:color w:val="auto"/>
-              </w:rPr>
-              <w:t>camera</w:t>
-            </w:r>
-            <w:r>
-              <w:rPr>
-                <w:rFonts w:hint="eastAsia"/>
-                <w:color w:val="auto"/>
-              </w:rPr>
-              <w:t xml:space="preserve"> </w:t>
-            </w:r>
-            <w:r>
-              <w:rPr>
-                <w:rFonts w:hint="eastAsia"/>
-                <w:color w:val="auto"/>
-              </w:rPr>
-              <w:t>ISP</w:t>
-            </w:r>
-            <w:r>
-              <w:rPr>
-                <w:color w:val="auto"/>
-              </w:rPr>
-              <w:t>/3A on android C++ native framework and our bit</w:t>
+              <w:t xml:space="preserve">Work for </w:t>
+            </w:r>
+            <w:r>
+              <w:rPr>
+                <w:rFonts w:hint="eastAsia"/>
+                <w:color w:val="auto"/>
+              </w:rPr>
+              <w:t>camera ISP/3A pipeline</w:t>
+            </w:r>
+            <w:r>
+              <w:rPr>
+                <w:rFonts w:hint="eastAsia"/>
+                <w:color w:val="auto"/>
+              </w:rPr>
+              <w:t xml:space="preserve">, </w:t>
+            </w:r>
+            <w:r>
+              <w:rPr>
+                <w:rFonts w:hint="eastAsia"/>
+                <w:color w:val="auto"/>
+              </w:rPr>
+              <w:t xml:space="preserve">camera image quality </w:t>
+            </w:r>
+            <w:r>
+              <w:rPr>
+                <w:rFonts w:hint="eastAsia"/>
+                <w:color w:val="auto"/>
+              </w:rPr>
+              <w:t xml:space="preserve">driver parameter query system </w:t>
+            </w:r>
+            <w:r>
+              <w:rPr>
+                <w:color w:val="auto"/>
+              </w:rPr>
+              <w:t xml:space="preserve">and </w:t>
+            </w:r>
+            <w:r>
+              <w:rPr>
+                <w:rFonts w:hint="eastAsia"/>
+                <w:color w:val="auto"/>
+              </w:rPr>
+              <w:t>the</w:t>
+            </w:r>
+            <w:r>
+              <w:rPr>
+                <w:color w:val="auto"/>
+              </w:rPr>
+              <w:t xml:space="preserve"> bit</w:t>
             </w:r>
             <w:r>
               <w:rPr>
@@ -982,257 +968,92 @@
               <w:rPr>
                 <w:color w:val="auto"/>
               </w:rPr>
-              <w:t xml:space="preserve">True flow with CModel by python scripts. </w:t>
+              <w:t xml:space="preserve">True flow with </w:t>
+            </w:r>
+            <w:proofErr w:type="spellStart"/>
+            <w:r>
+              <w:rPr>
+                <w:color w:val="auto"/>
+              </w:rPr>
+              <w:t>CModel</w:t>
+            </w:r>
+            <w:proofErr w:type="spellEnd"/>
+            <w:r>
+              <w:rPr>
+                <w:color w:val="auto"/>
+              </w:rPr>
+              <w:t xml:space="preserve"> by python scripts. </w:t>
             </w:r>
           </w:p>
           <w:p>
             <w:pPr>
-              <w:pStyle w:val="10"/>
+              <w:pStyle w:val="1"/>
               <w:numPr>
                 <w:ilvl w:val="0"/>
                 <w:numId w:val="13"/>
               </w:numPr>
               <w:ind w:rightChars="167" w:right="301"/>
               <w:rPr>
-                <w:rFonts w:hint="eastAsia"/>
                 <w:color w:val="auto"/>
               </w:rPr>
             </w:pPr>
             <w:r>
               <w:rPr>
-                <w:color w:val="auto"/>
-              </w:rPr>
-              <w:t>Involved</w:t>
-            </w:r>
-            <w:r>
-              <w:rPr>
-                <w:rFonts w:hint="eastAsia"/>
-                <w:color w:val="auto"/>
-              </w:rPr>
-              <w:t xml:space="preserve"> in </w:t>
-            </w:r>
-            <w:r>
-              <w:rPr>
-                <w:rFonts w:hint="eastAsia"/>
-                <w:color w:val="auto"/>
-              </w:rPr>
-              <w:t>the</w:t>
-            </w:r>
-            <w:r>
-              <w:rPr>
-                <w:rFonts w:hint="eastAsia"/>
-                <w:color w:val="auto"/>
-              </w:rPr>
-              <w:t xml:space="preserve"> CV algorithm </w:t>
-            </w:r>
-            <w:r>
-              <w:rPr>
-                <w:color w:val="auto"/>
-              </w:rPr>
-              <w:t>survey</w:t>
-            </w:r>
-            <w:r>
-              <w:rPr>
-                <w:rFonts w:hint="eastAsia"/>
-                <w:color w:val="auto"/>
-              </w:rPr>
-              <w:t xml:space="preserve"> for ADAS based</w:t>
-            </w:r>
-            <w:r>
-              <w:rPr>
-                <w:rFonts w:hint="eastAsia"/>
-                <w:color w:val="auto"/>
-              </w:rPr>
-              <w:t xml:space="preserve"> </w:t>
-            </w:r>
-            <w:r>
-              <w:rPr>
-                <w:color w:val="auto"/>
-              </w:rPr>
-              <w:t xml:space="preserve">OpenCL + </w:t>
-            </w:r>
-            <w:r>
-              <w:rPr>
-                <w:rFonts w:hint="eastAsia"/>
-                <w:color w:val="auto"/>
-              </w:rPr>
-              <w:t xml:space="preserve">OpenVX or </w:t>
-            </w:r>
-            <w:r>
-              <w:rPr>
-                <w:color w:val="auto"/>
-              </w:rPr>
-              <w:t xml:space="preserve">OpenCL + </w:t>
-            </w:r>
-            <w:r>
-              <w:rPr>
-                <w:rFonts w:hint="eastAsia"/>
-                <w:color w:val="auto"/>
-              </w:rPr>
-              <w:t xml:space="preserve">openCV or </w:t>
-            </w:r>
-            <w:r>
-              <w:rPr>
-                <w:color w:val="auto"/>
-              </w:rPr>
-              <w:t xml:space="preserve">Halide. </w:t>
-            </w:r>
-            <w:r>
-              <w:rPr>
-                <w:rFonts w:hint="eastAsia"/>
-                <w:color w:val="auto"/>
-              </w:rPr>
-              <w:t>(</w:t>
-            </w:r>
-            <w:r>
-              <w:rPr>
-                <w:rFonts w:hint="eastAsia"/>
-                <w:color w:val="auto"/>
-              </w:rPr>
-              <w:t>ex:</w:t>
-            </w:r>
-            <w:r>
-              <w:rPr>
-                <w:rFonts w:hint="eastAsia"/>
-                <w:color w:val="auto"/>
-              </w:rPr>
-              <w:t xml:space="preserve"> </w:t>
-            </w:r>
-            <w:r>
-              <w:rPr>
-                <w:rFonts w:hint="eastAsia"/>
-                <w:color w:val="auto"/>
-              </w:rPr>
-              <w:t xml:space="preserve">canny edge, </w:t>
-            </w:r>
-            <w:r>
-              <w:rPr>
-                <w:rFonts w:hint="eastAsia"/>
-                <w:color w:val="auto"/>
-              </w:rPr>
-              <w:t>pedestrian/face detection</w:t>
-            </w:r>
-            <w:r>
-              <w:rPr>
-                <w:rFonts w:hint="eastAsia"/>
-                <w:color w:val="auto"/>
-              </w:rPr>
-              <w:t>)</w:t>
-            </w:r>
-            <w:r>
-              <w:rPr>
-                <w:rFonts w:hint="eastAsia"/>
-                <w:color w:val="auto"/>
-              </w:rPr>
-              <w:t xml:space="preserve"> </w:t>
-            </w:r>
-            <w:r>
-              <w:rPr>
-                <w:rFonts w:hint="eastAsia"/>
-                <w:color w:val="auto"/>
-              </w:rPr>
-              <w:t xml:space="preserve">and survey DNN </w:t>
-            </w:r>
-            <w:r>
-              <w:rPr>
-                <w:color w:val="auto"/>
-              </w:rPr>
-              <w:t>–</w:t>
-            </w:r>
-            <w:r>
-              <w:rPr>
-                <w:rFonts w:hint="eastAsia"/>
-                <w:color w:val="auto"/>
-              </w:rPr>
-              <w:t xml:space="preserve"> </w:t>
-            </w:r>
-            <w:r>
-              <w:rPr>
-                <w:color w:val="auto"/>
-              </w:rPr>
-              <w:t>C</w:t>
-            </w:r>
-            <w:r>
-              <w:rPr>
-                <w:rFonts w:hint="eastAsia"/>
-                <w:color w:val="auto"/>
-              </w:rPr>
-              <w:t xml:space="preserve">affe </w:t>
-            </w:r>
-            <w:r>
-              <w:rPr>
-                <w:rFonts w:hint="eastAsia"/>
-                <w:color w:val="auto"/>
-              </w:rPr>
-              <w:t xml:space="preserve">for </w:t>
-            </w:r>
-            <w:r>
-              <w:rPr>
-                <w:rFonts w:hint="eastAsia"/>
-                <w:color w:val="auto"/>
-              </w:rPr>
-              <w:t xml:space="preserve">the possibility of </w:t>
-            </w:r>
-            <w:r>
-              <w:rPr>
-                <w:rFonts w:hint="eastAsia"/>
-                <w:color w:val="auto"/>
-              </w:rPr>
-              <w:t>ADAS application.</w:t>
-            </w:r>
-            <w:r>
-              <w:rPr>
-                <w:color w:val="auto"/>
-              </w:rPr>
-              <w:t xml:space="preserve"> Caffe, OpenCV</w:t>
-            </w:r>
-            <w:r>
-              <w:rPr>
-                <w:color w:val="auto"/>
-              </w:rPr>
-              <w:t xml:space="preserve">, </w:t>
-            </w:r>
-            <w:r>
-              <w:rPr>
-                <w:color w:val="auto"/>
-              </w:rPr>
-              <w:t>Halide</w:t>
-            </w:r>
-            <w:r>
-              <w:rPr>
-                <w:color w:val="auto"/>
-              </w:rPr>
-              <w:t xml:space="preserve"> </w:t>
-            </w:r>
-            <w:r>
-              <w:rPr>
-                <w:color w:val="auto"/>
-              </w:rPr>
-              <w:t xml:space="preserve">are </w:t>
-            </w:r>
-            <w:r>
-              <w:rPr>
-                <w:color w:val="auto"/>
-              </w:rPr>
-              <w:t xml:space="preserve">all </w:t>
-            </w:r>
-            <w:r>
-              <w:rPr>
-                <w:color w:val="auto"/>
-              </w:rPr>
-              <w:t>based on C++.</w:t>
+                <w:rFonts w:hint="eastAsia"/>
+                <w:color w:val="auto"/>
+              </w:rPr>
+              <w:t xml:space="preserve">Hands on </w:t>
+            </w:r>
+            <w:r>
+              <w:rPr>
+                <w:rFonts w:hint="eastAsia"/>
+                <w:color w:val="auto"/>
+              </w:rPr>
+              <w:t xml:space="preserve">Image Quality </w:t>
+            </w:r>
+            <w:r>
+              <w:rPr>
+                <w:rFonts w:hint="eastAsia"/>
+                <w:color w:val="auto"/>
+              </w:rPr>
+              <w:t>tuning tool development. Use Python .NET to integrate with C# and p</w:t>
+            </w:r>
+            <w:r>
+              <w:rPr>
+                <w:rFonts w:hint="eastAsia"/>
+                <w:color w:val="auto"/>
+              </w:rPr>
+              <w:t xml:space="preserve">ython work together seamlessly in tool. </w:t>
             </w:r>
           </w:p>
           <w:p>
             <w:pPr>
-              <w:pStyle w:val="10"/>
+              <w:pStyle w:val="1"/>
+              <w:numPr>
+                <w:ilvl w:val="0"/>
+                <w:numId w:val="5"/>
+              </w:numPr>
+              <w:rPr>
+                <w:color w:val="auto"/>
+              </w:rPr>
+            </w:pPr>
+            <w:r>
+              <w:rPr>
+                <w:rFonts w:hint="eastAsia"/>
+                <w:color w:val="auto"/>
+              </w:rPr>
+              <w:t>GPU team for smart phone project</w:t>
+            </w:r>
+          </w:p>
+          <w:p>
+            <w:pPr>
+              <w:pStyle w:val="1"/>
               <w:numPr>
                 <w:ilvl w:val="0"/>
                 <w:numId w:val="13"/>
               </w:numPr>
               <w:ind w:rightChars="167" w:right="301"/>
               <w:rPr>
-                <w:rFonts w:hint="eastAsia"/>
                 <w:color w:val="auto"/>
               </w:rPr>
             </w:pPr>
@@ -1241,53 +1062,142 @@
                 <w:rFonts w:hint="eastAsia"/>
                 <w:color w:val="auto"/>
               </w:rPr>
-              <w:t>Hands on IQ tuning tool development. Use Python .NET to integrate with C# and p</w:t>
-            </w:r>
-            <w:r>
-              <w:rPr>
-                <w:rFonts w:hint="eastAsia"/>
-                <w:color w:val="auto"/>
-              </w:rPr>
-              <w:t xml:space="preserve">ython work together seamlessly in tool. </w:t>
-            </w:r>
-            <w:r>
-              <w:rPr>
-                <w:rFonts w:hint="eastAsia"/>
-                <w:color w:val="auto"/>
-              </w:rPr>
-              <w:t>Familiar to C# and Python.</w:t>
+              <w:t>Hands on to d</w:t>
+            </w:r>
+            <w:r>
+              <w:rPr>
+                <w:rFonts w:hint="eastAsia"/>
+                <w:color w:val="auto"/>
+              </w:rPr>
+              <w:t>evelop</w:t>
+            </w:r>
+            <w:r>
+              <w:rPr>
+                <w:rFonts w:hint="eastAsia"/>
+                <w:color w:val="auto"/>
+              </w:rPr>
+              <w:t xml:space="preserve"> the</w:t>
+            </w:r>
+            <w:r>
+              <w:rPr>
+                <w:rFonts w:hint="eastAsia"/>
+                <w:color w:val="auto"/>
+              </w:rPr>
+              <w:t xml:space="preserve"> GPU driver </w:t>
+            </w:r>
+            <w:r>
+              <w:rPr>
+                <w:rFonts w:hint="eastAsia"/>
+                <w:color w:val="auto"/>
+              </w:rPr>
+              <w:t>(based on mesa 9.0</w:t>
+            </w:r>
+            <w:r>
+              <w:rPr>
+                <w:color w:val="auto"/>
+              </w:rPr>
+              <w:t>) in</w:t>
+            </w:r>
+            <w:r>
+              <w:rPr>
+                <w:rFonts w:hint="eastAsia"/>
+                <w:color w:val="auto"/>
+              </w:rPr>
+              <w:t xml:space="preserve"> </w:t>
+            </w:r>
+            <w:r>
+              <w:rPr>
+                <w:rFonts w:hint="eastAsia"/>
+                <w:color w:val="auto"/>
+              </w:rPr>
+              <w:t xml:space="preserve">the </w:t>
+            </w:r>
+            <w:r>
+              <w:rPr>
+                <w:rFonts w:hint="eastAsia"/>
+                <w:color w:val="auto"/>
+              </w:rPr>
+              <w:t>multiple environment</w:t>
+            </w:r>
+            <w:r>
+              <w:rPr>
+                <w:rFonts w:hint="eastAsia"/>
+                <w:color w:val="auto"/>
+              </w:rPr>
+              <w:t>s</w:t>
+            </w:r>
+            <w:r>
+              <w:rPr>
+                <w:rFonts w:hint="eastAsia"/>
+                <w:color w:val="auto"/>
+              </w:rPr>
+              <w:t>, (</w:t>
+            </w:r>
+            <w:r>
+              <w:rPr>
+                <w:rFonts w:hint="eastAsia"/>
+                <w:color w:val="auto"/>
+              </w:rPr>
+              <w:t>ex: windows, L</w:t>
+            </w:r>
+            <w:r>
+              <w:rPr>
+                <w:rFonts w:hint="eastAsia"/>
+                <w:color w:val="auto"/>
+              </w:rPr>
+              <w:t>inux, android emulator, FPGA with</w:t>
+            </w:r>
+            <w:r>
+              <w:rPr>
+                <w:rFonts w:hint="eastAsia"/>
+                <w:color w:val="auto"/>
+              </w:rPr>
+              <w:t xml:space="preserve"> L</w:t>
+            </w:r>
+            <w:r>
+              <w:rPr>
+                <w:rFonts w:hint="eastAsia"/>
+                <w:color w:val="auto"/>
+              </w:rPr>
+              <w:t>inux console, FPGA</w:t>
+            </w:r>
+            <w:r>
+              <w:rPr>
+                <w:rFonts w:hint="eastAsia"/>
+                <w:color w:val="auto"/>
+              </w:rPr>
+              <w:t xml:space="preserve"> </w:t>
+            </w:r>
+            <w:r>
+              <w:rPr>
+                <w:rFonts w:hint="eastAsia"/>
+                <w:color w:val="auto"/>
+              </w:rPr>
+              <w:t>with android K, Tablet with android L</w:t>
+            </w:r>
+            <w:r>
+              <w:rPr>
+                <w:rFonts w:hint="eastAsia"/>
+                <w:color w:val="auto"/>
+              </w:rPr>
+              <w:t>)</w:t>
+            </w:r>
+            <w:r>
+              <w:rPr>
+                <w:color w:val="auto"/>
+              </w:rPr>
+              <w:t xml:space="preserve"> and be charge of the IP bring up in the first IC.</w:t>
             </w:r>
           </w:p>
           <w:p>
             <w:pPr>
-              <w:pStyle w:val="10"/>
-              <w:numPr>
-                <w:ilvl w:val="0"/>
-                <w:numId w:val="5"/>
-              </w:numPr>
-              <w:rPr>
-                <w:rFonts w:hint="eastAsia"/>
-                <w:color w:val="auto"/>
-              </w:rPr>
-            </w:pPr>
-            <w:r>
-              <w:rPr>
-                <w:rFonts w:hint="eastAsia"/>
-                <w:color w:val="auto"/>
-              </w:rPr>
-              <w:t>GPU team for smart phone project</w:t>
-            </w:r>
-          </w:p>
-          <w:p>
-            <w:pPr>
-              <w:pStyle w:val="10"/>
+              <w:pStyle w:val="1"/>
               <w:numPr>
                 <w:ilvl w:val="0"/>
                 <w:numId w:val="13"/>
               </w:numPr>
               <w:ind w:rightChars="167" w:right="301"/>
               <w:rPr>
-                <w:rFonts w:hint="eastAsia"/>
                 <w:color w:val="auto"/>
               </w:rPr>
             </w:pPr>
@@ -1296,41 +1206,20 @@
                 <w:rFonts w:hint="eastAsia"/>
                 <w:color w:val="auto"/>
               </w:rPr>
-              <w:t>Hands on to d</w:t>
-            </w:r>
-            <w:r>
-              <w:rPr>
-                <w:rFonts w:hint="eastAsia"/>
-                <w:color w:val="auto"/>
-              </w:rPr>
-              <w:t>evelop</w:t>
-            </w:r>
-            <w:r>
-              <w:rPr>
-                <w:rFonts w:hint="eastAsia"/>
-                <w:color w:val="auto"/>
-              </w:rPr>
-              <w:t xml:space="preserve"> the</w:t>
-            </w:r>
-            <w:r>
-              <w:rPr>
-                <w:rFonts w:hint="eastAsia"/>
-                <w:color w:val="auto"/>
-              </w:rPr>
-              <w:t xml:space="preserve"> GPU driver </w:t>
-            </w:r>
-            <w:r>
-              <w:rPr>
-                <w:rFonts w:hint="eastAsia"/>
-                <w:color w:val="auto"/>
-              </w:rPr>
-              <w:t>(based on mesa 9.0</w:t>
-            </w:r>
-            <w:r>
-              <w:rPr>
-                <w:color w:val="auto"/>
-              </w:rPr>
-              <w:t>) in</w:t>
+              <w:t xml:space="preserve">Develop GPU </w:t>
+            </w:r>
+            <w:r>
+              <w:rPr>
+                <w:color w:val="auto"/>
+              </w:rPr>
+              <w:t>mandator</w:t>
+            </w:r>
+            <w:r>
+              <w:rPr>
+                <w:rFonts w:hint="eastAsia"/>
+                <w:color w:val="auto"/>
+              </w:rPr>
+              <w:t>y</w:t>
             </w:r>
             <w:r>
               <w:rPr>
@@ -1344,56 +1233,37 @@
                 <w:rFonts w:hint="eastAsia"/>
                 <w:color w:val="auto"/>
               </w:rPr>
-              <w:t xml:space="preserve">the </w:t>
-            </w:r>
-            <w:r>
-              <w:rPr>
-                <w:rFonts w:hint="eastAsia"/>
-                <w:color w:val="auto"/>
-              </w:rPr>
-              <w:t>multiple environment</w:t>
-            </w:r>
-            <w:r>
-              <w:rPr>
-                <w:rFonts w:hint="eastAsia"/>
-                <w:color w:val="auto"/>
-              </w:rPr>
-              <w:t>s</w:t>
-            </w:r>
-            <w:r>
-              <w:rPr>
-                <w:rFonts w:hint="eastAsia"/>
-                <w:color w:val="auto"/>
-              </w:rPr>
-              <w:t>, (</w:t>
-            </w:r>
-            <w:r>
-              <w:rPr>
-                <w:rFonts w:hint="eastAsia"/>
-                <w:color w:val="auto"/>
-              </w:rPr>
-              <w:t>ex: windows, L</w:t>
-            </w:r>
-            <w:r>
-              <w:rPr>
-                <w:rFonts w:hint="eastAsia"/>
-                <w:color w:val="auto"/>
-              </w:rPr>
-              <w:t>inux, android emulator, FPGA with</w:t>
-            </w:r>
-            <w:r>
-              <w:rPr>
-                <w:rFonts w:hint="eastAsia"/>
-                <w:color w:val="auto"/>
-              </w:rPr>
-              <w:t xml:space="preserve"> L</w:t>
-            </w:r>
-            <w:r>
-              <w:rPr>
-                <w:rFonts w:hint="eastAsia"/>
-                <w:color w:val="auto"/>
-              </w:rPr>
-              <w:t>inux console, FPGA</w:t>
+              <w:t xml:space="preserve">parts in android, like ION, </w:t>
+            </w:r>
+            <w:proofErr w:type="spellStart"/>
+            <w:r>
+              <w:rPr>
+                <w:rFonts w:hint="eastAsia"/>
+                <w:color w:val="auto"/>
+              </w:rPr>
+              <w:t>gralloc</w:t>
+            </w:r>
+            <w:proofErr w:type="spellEnd"/>
+            <w:r>
+              <w:rPr>
+                <w:rFonts w:hint="eastAsia"/>
+                <w:color w:val="auto"/>
+              </w:rPr>
+              <w:t>, fence</w:t>
+            </w:r>
+            <w:r>
+              <w:rPr>
+                <w:rFonts w:hint="eastAsia"/>
+                <w:color w:val="auto"/>
+              </w:rPr>
+              <w:t>, deque</w:t>
+            </w:r>
+            <w:r>
+              <w:rPr>
+                <w:rFonts w:hint="eastAsia"/>
+                <w:color w:val="auto"/>
+              </w:rPr>
+              <w:t>ue</w:t>
             </w:r>
             <w:r>
               <w:rPr>
@@ -1404,35 +1274,114 @@
             </w:r>
             <w:r>
               <w:rPr>
-                <w:rFonts w:hint="eastAsia"/>
-                <w:color w:val="auto"/>
-              </w:rPr>
-              <w:t>with android K, Tablet with android L</w:t>
-            </w:r>
+                <w:color w:val="auto"/>
+              </w:rPr>
+              <w:t>&amp;</w:t>
+            </w:r>
+            <w:r>
+              <w:rPr>
+                <w:color w:val="auto"/>
+              </w:rPr>
+              <w:t xml:space="preserve"> en</w:t>
+            </w:r>
+            <w:r>
+              <w:rPr>
+                <w:rFonts w:hint="eastAsia"/>
+                <w:color w:val="auto"/>
+              </w:rPr>
+              <w:t>que</w:t>
+            </w:r>
+            <w:r>
+              <w:rPr>
+                <w:rFonts w:hint="eastAsia"/>
+                <w:color w:val="auto"/>
+              </w:rPr>
+              <w:t>ue</w:t>
+            </w:r>
+            <w:r>
+              <w:rPr>
+                <w:rFonts w:hint="eastAsia"/>
+                <w:color w:val="auto"/>
+              </w:rPr>
+              <w:t xml:space="preserve"> flow and </w:t>
+            </w:r>
+            <w:r>
+              <w:rPr>
+                <w:rFonts w:hint="eastAsia"/>
+                <w:color w:val="auto"/>
+              </w:rPr>
+              <w:t xml:space="preserve">lead to </w:t>
+            </w:r>
+            <w:r>
+              <w:rPr>
+                <w:rFonts w:hint="eastAsia"/>
+                <w:color w:val="auto"/>
+              </w:rPr>
+              <w:t xml:space="preserve">pass GLES conformance </w:t>
+            </w:r>
+            <w:r>
+              <w:rPr>
+                <w:rFonts w:hint="eastAsia"/>
+                <w:color w:val="auto"/>
+              </w:rPr>
+              <w:t xml:space="preserve">&amp; </w:t>
+            </w:r>
+            <w:r>
+              <w:rPr>
+                <w:rFonts w:hint="eastAsia"/>
+                <w:color w:val="auto"/>
+              </w:rPr>
+              <w:t xml:space="preserve">benchmark </w:t>
+            </w:r>
+            <w:r>
+              <w:rPr>
+                <w:rFonts w:hint="eastAsia"/>
+                <w:color w:val="auto"/>
+              </w:rPr>
+              <w:t xml:space="preserve">(ex: </w:t>
+            </w:r>
+            <w:proofErr w:type="spellStart"/>
+            <w:r>
+              <w:rPr>
+                <w:rFonts w:hint="eastAsia"/>
+                <w:color w:val="auto"/>
+              </w:rPr>
+              <w:t>Antutu</w:t>
+            </w:r>
+            <w:proofErr w:type="spellEnd"/>
+            <w:r>
+              <w:rPr>
+                <w:rFonts w:hint="eastAsia"/>
+                <w:color w:val="auto"/>
+              </w:rPr>
+              <w:t xml:space="preserve">, </w:t>
+            </w:r>
+            <w:proofErr w:type="spellStart"/>
+            <w:r>
+              <w:rPr>
+                <w:rFonts w:hint="eastAsia"/>
+                <w:color w:val="auto"/>
+              </w:rPr>
+              <w:t>GFXBench</w:t>
+            </w:r>
+            <w:proofErr w:type="spellEnd"/>
             <w:r>
               <w:rPr>
                 <w:rFonts w:hint="eastAsia"/>
                 <w:color w:val="auto"/>
               </w:rPr>
               <w:t>)</w:t>
-            </w:r>
-            <w:r>
-              <w:rPr>
-                <w:color w:val="auto"/>
-              </w:rPr>
-              <w:t xml:space="preserve"> and be charge of the IP bring up in the first IC.</w:t>
             </w:r>
           </w:p>
           <w:p>
             <w:pPr>
-              <w:pStyle w:val="10"/>
+              <w:pStyle w:val="1"/>
               <w:numPr>
                 <w:ilvl w:val="0"/>
                 <w:numId w:val="13"/>
               </w:numPr>
               <w:ind w:rightChars="167" w:right="301"/>
               <w:rPr>
-                <w:rFonts w:hint="eastAsia"/>
                 <w:color w:val="auto"/>
               </w:rPr>
             </w:pPr>
@@ -1441,20 +1390,61 @@
                 <w:rFonts w:hint="eastAsia"/>
                 <w:color w:val="auto"/>
               </w:rPr>
-              <w:t xml:space="preserve">Develop GPU </w:t>
-            </w:r>
-            <w:r>
-              <w:rPr>
-                <w:color w:val="auto"/>
-              </w:rPr>
-              <w:t>mandator</w:t>
-            </w:r>
-            <w:r>
-              <w:rPr>
-                <w:rFonts w:hint="eastAsia"/>
-                <w:color w:val="auto"/>
-              </w:rPr>
-              <w:t>y</w:t>
+              <w:t xml:space="preserve">Develop for GPU two </w:t>
+            </w:r>
+            <w:r>
+              <w:rPr>
+                <w:rFonts w:hint="eastAsia"/>
+                <w:color w:val="auto"/>
+              </w:rPr>
+              <w:t xml:space="preserve">IP </w:t>
+            </w:r>
+            <w:r>
+              <w:rPr>
+                <w:color w:val="auto"/>
+              </w:rPr>
+              <w:t>generation</w:t>
+            </w:r>
+            <w:r>
+              <w:rPr>
+                <w:rFonts w:hint="eastAsia"/>
+                <w:color w:val="auto"/>
+              </w:rPr>
+              <w:t xml:space="preserve"> - Ruby, </w:t>
+            </w:r>
+            <w:r>
+              <w:rPr>
+                <w:color w:val="auto"/>
+              </w:rPr>
+              <w:t>Sapphire,</w:t>
+            </w:r>
+            <w:r>
+              <w:rPr>
+                <w:rFonts w:hint="eastAsia"/>
+                <w:color w:val="auto"/>
+              </w:rPr>
+              <w:t xml:space="preserve"> and lead to land </w:t>
+            </w:r>
+            <w:r>
+              <w:rPr>
+                <w:rFonts w:hint="eastAsia"/>
+                <w:color w:val="auto"/>
+              </w:rPr>
+              <w:t>this in</w:t>
+            </w:r>
+            <w:r>
+              <w:rPr>
+                <w:rFonts w:hint="eastAsia"/>
+                <w:color w:val="auto"/>
+              </w:rPr>
+              <w:t>-</w:t>
+            </w:r>
+            <w:r>
+              <w:rPr>
+                <w:rFonts w:hint="eastAsia"/>
+                <w:color w:val="auto"/>
+              </w:rPr>
+              <w:t>house GPU</w:t>
             </w:r>
             <w:r>
               <w:rPr>
@@ -1468,181 +1458,115 @@
                 <w:rFonts w:hint="eastAsia"/>
                 <w:color w:val="auto"/>
               </w:rPr>
-              <w:t>parts in android, like ION, gralloc, fence</w:t>
-            </w:r>
-            <w:r>
-              <w:rPr>
-                <w:rFonts w:hint="eastAsia"/>
-                <w:color w:val="auto"/>
-              </w:rPr>
-              <w:t>, de</w:t>
-            </w:r>
-            <w:bookmarkStart w:id="5" w:name="_GoBack"/>
-            <w:bookmarkEnd w:id="5"/>
-            <w:r>
-              <w:rPr>
-                <w:rFonts w:hint="eastAsia"/>
-                <w:color w:val="auto"/>
-              </w:rPr>
-              <w:t>que</w:t>
-            </w:r>
-            <w:r>
-              <w:rPr>
-                <w:rFonts w:hint="eastAsia"/>
-                <w:color w:val="auto"/>
-              </w:rPr>
-              <w:t>ue</w:t>
-            </w:r>
-            <w:r>
-              <w:rPr>
-                <w:rFonts w:hint="eastAsia"/>
-                <w:color w:val="auto"/>
-              </w:rPr>
-              <w:t xml:space="preserve"> </w:t>
-            </w:r>
-            <w:r>
-              <w:rPr>
-                <w:color w:val="auto"/>
-              </w:rPr>
-              <w:t>&amp;</w:t>
-            </w:r>
-            <w:r>
-              <w:rPr>
-                <w:color w:val="auto"/>
-              </w:rPr>
-              <w:t xml:space="preserve"> en</w:t>
-            </w:r>
-            <w:r>
-              <w:rPr>
-                <w:rFonts w:hint="eastAsia"/>
-                <w:color w:val="auto"/>
-              </w:rPr>
-              <w:t>que</w:t>
-            </w:r>
-            <w:r>
-              <w:rPr>
-                <w:rFonts w:hint="eastAsia"/>
-                <w:color w:val="auto"/>
-              </w:rPr>
-              <w:t>ue</w:t>
-            </w:r>
-            <w:r>
-              <w:rPr>
-                <w:rFonts w:hint="eastAsia"/>
-                <w:color w:val="auto"/>
-              </w:rPr>
-              <w:t xml:space="preserve"> flow and </w:t>
-            </w:r>
-            <w:r>
-              <w:rPr>
-                <w:rFonts w:hint="eastAsia"/>
-                <w:color w:val="auto"/>
-              </w:rPr>
-              <w:t xml:space="preserve">lead to </w:t>
-            </w:r>
-            <w:r>
-              <w:rPr>
-                <w:rFonts w:hint="eastAsia"/>
-                <w:color w:val="auto"/>
-              </w:rPr>
-              <w:t xml:space="preserve">pass GLES conformance </w:t>
-            </w:r>
-            <w:r>
-              <w:rPr>
-                <w:rFonts w:hint="eastAsia"/>
-                <w:color w:val="auto"/>
-              </w:rPr>
-              <w:t xml:space="preserve">&amp; </w:t>
-            </w:r>
-            <w:r>
-              <w:rPr>
-                <w:rFonts w:hint="eastAsia"/>
-                <w:color w:val="auto"/>
-              </w:rPr>
-              <w:t xml:space="preserve">benchmark </w:t>
-            </w:r>
-            <w:r>
-              <w:rPr>
-                <w:rFonts w:hint="eastAsia"/>
-                <w:color w:val="auto"/>
-              </w:rPr>
-              <w:t xml:space="preserve">(ex: </w:t>
-            </w:r>
-            <w:r>
-              <w:rPr>
-                <w:rFonts w:hint="eastAsia"/>
-                <w:color w:val="auto"/>
-              </w:rPr>
-              <w:t>Antutu</w:t>
-            </w:r>
-            <w:r>
-              <w:rPr>
-                <w:rFonts w:hint="eastAsia"/>
-                <w:color w:val="auto"/>
-              </w:rPr>
-              <w:t>, GFXBench)</w:t>
+              <w:t xml:space="preserve">IP </w:t>
+            </w:r>
+            <w:r>
+              <w:rPr>
+                <w:rFonts w:hint="eastAsia"/>
+                <w:color w:val="auto"/>
+              </w:rPr>
+              <w:t xml:space="preserve">on MT8127S tablet project and internal MP success </w:t>
+            </w:r>
+            <w:r>
+              <w:rPr>
+                <w:rFonts w:hint="eastAsia"/>
+                <w:color w:val="auto"/>
+              </w:rPr>
+              <w:t xml:space="preserve">on the same date </w:t>
+            </w:r>
+            <w:r>
+              <w:rPr>
+                <w:rFonts w:hint="eastAsia"/>
+                <w:color w:val="auto"/>
+              </w:rPr>
+              <w:t>with its sibling IC MT8127M (GPU =</w:t>
+            </w:r>
+            <w:r>
+              <w:rPr>
+                <w:rFonts w:hint="eastAsia"/>
+                <w:color w:val="auto"/>
+              </w:rPr>
+              <w:t xml:space="preserve"> Mali</w:t>
+            </w:r>
+            <w:r>
+              <w:rPr>
+                <w:rFonts w:hint="eastAsia"/>
+                <w:color w:val="auto"/>
+              </w:rPr>
+              <w:t>)</w:t>
             </w:r>
           </w:p>
           <w:p>
             <w:pPr>
-              <w:pStyle w:val="10"/>
+              <w:pStyle w:val="1"/>
               <w:numPr>
                 <w:ilvl w:val="0"/>
                 <w:numId w:val="13"/>
               </w:numPr>
               <w:ind w:rightChars="167" w:right="301"/>
               <w:rPr>
-                <w:rFonts w:hint="eastAsia"/>
                 <w:color w:val="auto"/>
               </w:rPr>
             </w:pPr>
             <w:r>
               <w:rPr>
-                <w:rFonts w:hint="eastAsia"/>
-                <w:color w:val="auto"/>
-              </w:rPr>
-              <w:t xml:space="preserve">Develop for GPU two </w:t>
-            </w:r>
-            <w:r>
-              <w:rPr>
-                <w:rFonts w:hint="eastAsia"/>
-                <w:color w:val="auto"/>
-              </w:rPr>
-              <w:t xml:space="preserve">IP </w:t>
-            </w:r>
-            <w:r>
-              <w:rPr>
-                <w:color w:val="auto"/>
-              </w:rPr>
-              <w:t>generation</w:t>
-            </w:r>
-            <w:r>
-              <w:rPr>
-                <w:rFonts w:hint="eastAsia"/>
-                <w:color w:val="auto"/>
-              </w:rPr>
-              <w:t xml:space="preserve"> - Ruby, Sapphire and lead to land </w:t>
-            </w:r>
-            <w:r>
-              <w:rPr>
-                <w:rFonts w:hint="eastAsia"/>
-                <w:color w:val="auto"/>
-              </w:rPr>
-              <w:t>this in</w:t>
-            </w:r>
-            <w:r>
-              <w:rPr>
-                <w:rFonts w:hint="eastAsia"/>
-                <w:color w:val="auto"/>
-              </w:rPr>
-              <w:t>-</w:t>
-            </w:r>
-            <w:r>
-              <w:rPr>
-                <w:rFonts w:hint="eastAsia"/>
-                <w:color w:val="auto"/>
-              </w:rPr>
-              <w:t>house GPU</w:t>
+                <w:color w:val="auto"/>
+              </w:rPr>
+              <w:t>Involved</w:t>
+            </w:r>
+            <w:r>
+              <w:rPr>
+                <w:rFonts w:hint="eastAsia"/>
+                <w:color w:val="auto"/>
+              </w:rPr>
+              <w:t xml:space="preserve"> in the CV algorithm </w:t>
+            </w:r>
+            <w:r>
+              <w:rPr>
+                <w:rFonts w:hint="eastAsia"/>
+                <w:color w:val="auto"/>
+              </w:rPr>
+              <w:t xml:space="preserve">frameworks like </w:t>
+            </w:r>
+            <w:r>
+              <w:rPr>
+                <w:color w:val="auto"/>
+              </w:rPr>
+              <w:t xml:space="preserve">OpenCL, </w:t>
+            </w:r>
+            <w:proofErr w:type="spellStart"/>
+            <w:r>
+              <w:rPr>
+                <w:rFonts w:hint="eastAsia"/>
+                <w:color w:val="auto"/>
+              </w:rPr>
+              <w:t>OpenVX</w:t>
+            </w:r>
+            <w:proofErr w:type="spellEnd"/>
+            <w:r>
+              <w:rPr>
+                <w:color w:val="auto"/>
+              </w:rPr>
+              <w:t>, OpenCV</w:t>
+            </w:r>
+            <w:r>
+              <w:rPr>
+                <w:color w:val="auto"/>
+              </w:rPr>
+              <w:t xml:space="preserve">. </w:t>
+            </w:r>
+            <w:r>
+              <w:rPr>
+                <w:rFonts w:hint="eastAsia"/>
+                <w:color w:val="auto"/>
+              </w:rPr>
+              <w:t xml:space="preserve">(ex: canny edge, pedestrian/face detection) and survey DNN </w:t>
+            </w:r>
+            <w:r>
+              <w:rPr>
+                <w:color w:val="auto"/>
+              </w:rPr>
+              <w:t>–</w:t>
             </w:r>
             <w:r>
               <w:rPr>
@@ -1653,57 +1577,55 @@
             </w:r>
             <w:r>
               <w:rPr>
-                <w:rFonts w:hint="eastAsia"/>
-                <w:color w:val="auto"/>
-              </w:rPr>
-              <w:t xml:space="preserve">IP </w:t>
-            </w:r>
-            <w:r>
-              <w:rPr>
-                <w:rFonts w:hint="eastAsia"/>
-                <w:color w:val="auto"/>
-              </w:rPr>
-              <w:t xml:space="preserve">on MT8127S tablet project and internal MP success </w:t>
-            </w:r>
-            <w:r>
-              <w:rPr>
-                <w:rFonts w:hint="eastAsia"/>
-                <w:color w:val="auto"/>
-              </w:rPr>
-              <w:t xml:space="preserve">on the same date </w:t>
-            </w:r>
-            <w:r>
-              <w:rPr>
-                <w:rFonts w:hint="eastAsia"/>
-                <w:color w:val="auto"/>
-              </w:rPr>
-              <w:t>with its sibling IC MT8127M (GPU =</w:t>
-            </w:r>
-            <w:r>
-              <w:rPr>
-                <w:rFonts w:hint="eastAsia"/>
-                <w:color w:val="auto"/>
-              </w:rPr>
-              <w:t xml:space="preserve"> Mali</w:t>
-            </w:r>
-            <w:r>
-              <w:rPr>
-                <w:rFonts w:hint="eastAsia"/>
-                <w:color w:val="auto"/>
-              </w:rPr>
-              <w:t>)</w:t>
+                <w:color w:val="auto"/>
+              </w:rPr>
+              <w:t>C</w:t>
+            </w:r>
+            <w:r>
+              <w:rPr>
+                <w:rFonts w:hint="eastAsia"/>
+                <w:color w:val="auto"/>
+              </w:rPr>
+              <w:t xml:space="preserve">affe for the </w:t>
+            </w:r>
+            <w:r>
+              <w:rPr>
+                <w:rFonts w:hint="eastAsia"/>
+                <w:color w:val="auto"/>
+              </w:rPr>
+              <w:t xml:space="preserve">future </w:t>
+            </w:r>
+            <w:r>
+              <w:rPr>
+                <w:rFonts w:hint="eastAsia"/>
+                <w:color w:val="auto"/>
+              </w:rPr>
+              <w:t>ADAS application</w:t>
+            </w:r>
+            <w:r>
+              <w:rPr>
+                <w:rFonts w:hint="eastAsia"/>
+                <w:color w:val="auto"/>
+              </w:rPr>
+              <w:t>s</w:t>
+            </w:r>
+            <w:r>
+              <w:rPr>
+                <w:rFonts w:hint="eastAsia"/>
+                <w:color w:val="auto"/>
+              </w:rPr>
+              <w:t>.</w:t>
             </w:r>
           </w:p>
           <w:p>
             <w:pPr>
-              <w:pStyle w:val="10"/>
+              <w:pStyle w:val="1"/>
               <w:numPr>
                 <w:ilvl w:val="0"/>
                 <w:numId w:val="13"/>
               </w:numPr>
               <w:ind w:rightChars="167" w:right="301"/>
               <w:rPr>
-                <w:rFonts w:hint="eastAsia"/>
                 <w:color w:val="auto"/>
               </w:rPr>
             </w:pPr>
@@ -1733,19 +1655,89 @@
                 <w:rFonts w:hint="eastAsia"/>
                 <w:color w:val="auto"/>
               </w:rPr>
-              <w:t>MISRA-C, ISO26262, automotive SPICE</w:t>
+              <w:t xml:space="preserve">the specifications of </w:t>
+            </w:r>
+            <w:r>
+              <w:rPr>
+                <w:rFonts w:hint="eastAsia"/>
+                <w:color w:val="auto"/>
+              </w:rPr>
+              <w:t>ISO26262</w:t>
+            </w:r>
+            <w:r>
+              <w:rPr>
+                <w:rFonts w:hint="eastAsia"/>
+                <w:color w:val="auto"/>
+              </w:rPr>
+              <w:t xml:space="preserve">, </w:t>
+            </w:r>
+            <w:r>
+              <w:rPr>
+                <w:rFonts w:hint="eastAsia"/>
+                <w:color w:val="auto"/>
+              </w:rPr>
+              <w:lastRenderedPageBreak/>
+              <w:t>MISRA-C, automotive SPICE</w:t>
+            </w:r>
+            <w:r>
+              <w:rPr>
+                <w:rFonts w:hint="eastAsia"/>
+                <w:color w:val="auto"/>
+              </w:rPr>
+              <w:t xml:space="preserve"> and </w:t>
+            </w:r>
+            <w:r>
+              <w:rPr>
+                <w:rFonts w:hint="eastAsia"/>
+                <w:color w:val="auto"/>
+              </w:rPr>
+              <w:t xml:space="preserve">trail run </w:t>
+            </w:r>
+            <w:r>
+              <w:rPr>
+                <w:color w:val="auto"/>
+              </w:rPr>
+              <w:t>QMX, pass</w:t>
+            </w:r>
+            <w:r>
+              <w:rPr>
+                <w:rFonts w:hint="eastAsia"/>
+                <w:color w:val="auto"/>
+              </w:rPr>
+              <w:t xml:space="preserve"> </w:t>
+            </w:r>
+            <w:r>
+              <w:rPr>
+                <w:rFonts w:hint="eastAsia"/>
+                <w:color w:val="auto"/>
+              </w:rPr>
+              <w:t>ISO26262</w:t>
+            </w:r>
+            <w:r>
+              <w:rPr>
+                <w:rFonts w:hint="eastAsia"/>
+                <w:color w:val="auto"/>
+              </w:rPr>
+              <w:t xml:space="preserve"> Certification</w:t>
+            </w:r>
+            <w:r>
+              <w:rPr>
+                <w:rFonts w:hint="eastAsia"/>
+                <w:color w:val="auto"/>
+              </w:rPr>
+              <w:t>.</w:t>
             </w:r>
           </w:p>
           <w:p>
             <w:pPr>
-              <w:pStyle w:val="3"/>
+              <w:pStyle w:val="Heading3"/>
               <w:numPr>
                 <w:ilvl w:val="0"/>
                 <w:numId w:val="15"/>
               </w:numPr>
               <w:contextualSpacing w:val="0"/>
               <w:rPr>
-                <w:rFonts w:eastAsiaTheme="minorEastAsia" w:hint="eastAsia"/>
+                <w:rFonts w:eastAsiaTheme="minorEastAsia"/>
                 <w:b/>
                 <w:color w:val="auto"/>
               </w:rPr>
@@ -1836,13 +1828,12 @@
           </w:p>
           <w:p>
             <w:pPr>
-              <w:pStyle w:val="10"/>
+              <w:pStyle w:val="1"/>
               <w:numPr>
                 <w:ilvl w:val="0"/>
                 <w:numId w:val="5"/>
               </w:numPr>
               <w:rPr>
-                <w:rFonts w:hint="eastAsia"/>
                 <w:color w:val="auto"/>
               </w:rPr>
             </w:pPr>
@@ -1863,14 +1854,13 @@
           </w:p>
           <w:p>
             <w:pPr>
-              <w:pStyle w:val="10"/>
+              <w:pStyle w:val="1"/>
               <w:numPr>
                 <w:ilvl w:val="0"/>
                 <w:numId w:val="13"/>
               </w:numPr>
               <w:ind w:rightChars="167" w:right="301"/>
               <w:rPr>
-                <w:rFonts w:hint="eastAsia"/>
                 <w:color w:val="auto"/>
               </w:rPr>
             </w:pPr>
@@ -1899,19 +1889,31 @@
                 <w:rFonts w:hint="eastAsia"/>
                 <w:color w:val="auto"/>
               </w:rPr>
-              <w:t xml:space="preserve"> video container format and codec development </w:t>
+              <w:t xml:space="preserve"> video container format and codec </w:t>
+            </w:r>
+            <w:r>
+              <w:rPr>
+                <w:color w:val="auto"/>
+              </w:rPr>
+              <w:t>development.</w:t>
+            </w:r>
+            <w:r>
+              <w:rPr>
+                <w:rFonts w:hint="eastAsia"/>
+                <w:color w:val="auto"/>
+              </w:rPr>
+              <w:t xml:space="preserve"> </w:t>
             </w:r>
           </w:p>
           <w:p>
             <w:pPr>
-              <w:pStyle w:val="10"/>
+              <w:pStyle w:val="1"/>
               <w:numPr>
                 <w:ilvl w:val="0"/>
                 <w:numId w:val="13"/>
               </w:numPr>
               <w:ind w:rightChars="167" w:right="301"/>
               <w:rPr>
-                <w:rFonts w:hint="eastAsia"/>
                 <w:color w:val="auto"/>
               </w:rPr>
             </w:pPr>
@@ -1958,14 +1960,13 @@
           </w:p>
           <w:p>
             <w:pPr>
-              <w:pStyle w:val="10"/>
+              <w:pStyle w:val="1"/>
               <w:numPr>
                 <w:ilvl w:val="0"/>
                 <w:numId w:val="13"/>
               </w:numPr>
               <w:ind w:rightChars="167" w:right="301"/>
               <w:rPr>
-                <w:rFonts w:hint="eastAsia"/>
                 <w:color w:val="auto"/>
               </w:rPr>
             </w:pPr>
@@ -2002,7 +2003,15 @@
                 <w:rFonts w:hint="eastAsia"/>
                 <w:color w:val="auto"/>
               </w:rPr>
-              <w:t>support and manage to support GS</w:t>
+              <w:t xml:space="preserve">support and manage to support </w:t>
+            </w:r>
+            <w:proofErr w:type="spellStart"/>
+            <w:r>
+              <w:rPr>
+                <w:rFonts w:hint="eastAsia"/>
+                <w:color w:val="auto"/>
+              </w:rPr>
+              <w:t>GS</w:t>
             </w:r>
             <w:r>
               <w:rPr>
@@ -2011,6 +2020,7 @@
               </w:rPr>
               <w:t>treamer</w:t>
             </w:r>
+            <w:proofErr w:type="spellEnd"/>
             <w:r>
               <w:rPr>
                 <w:color w:val="auto"/>
@@ -2027,13 +2037,12 @@
           </w:p>
           <w:p>
             <w:pPr>
-              <w:pStyle w:val="10"/>
+              <w:pStyle w:val="1"/>
               <w:numPr>
                 <w:ilvl w:val="0"/>
                 <w:numId w:val="5"/>
               </w:numPr>
               <w:rPr>
-                <w:rFonts w:hint="eastAsia"/>
                 <w:color w:val="auto"/>
               </w:rPr>
             </w:pPr>
@@ -2075,14 +2084,13 @@
           </w:p>
           <w:p>
             <w:pPr>
-              <w:pStyle w:val="10"/>
+              <w:pStyle w:val="1"/>
               <w:numPr>
                 <w:ilvl w:val="0"/>
                 <w:numId w:val="13"/>
               </w:numPr>
               <w:ind w:rightChars="167" w:right="301"/>
               <w:rPr>
-                <w:rFonts w:hint="eastAsia"/>
                 <w:color w:val="auto"/>
               </w:rPr>
             </w:pPr>
@@ -2091,20 +2099,38 @@
                 <w:rFonts w:hint="eastAsia"/>
                 <w:color w:val="auto"/>
               </w:rPr>
-              <w:lastRenderedPageBreak/>
-              <w:t>Hands on the integrate DVD multimedia features to analog TV project</w:t>
+              <w:t xml:space="preserve">Hands on the </w:t>
+            </w:r>
+            <w:r>
+              <w:rPr>
+                <w:color w:val="auto"/>
+              </w:rPr>
+              <w:t>integration of</w:t>
+            </w:r>
+            <w:r>
+              <w:rPr>
+                <w:rFonts w:hint="eastAsia"/>
+                <w:color w:val="auto"/>
+              </w:rPr>
+              <w:t xml:space="preserve"> DVD multimedia features to analog TV project</w:t>
+            </w:r>
+            <w:r>
+              <w:rPr>
+                <w:rFonts w:hint="eastAsia"/>
+                <w:color w:val="auto"/>
+              </w:rPr>
+              <w:t>.</w:t>
             </w:r>
           </w:p>
           <w:p>
             <w:pPr>
-              <w:pStyle w:val="10"/>
+              <w:pStyle w:val="1"/>
               <w:numPr>
                 <w:ilvl w:val="0"/>
                 <w:numId w:val="13"/>
               </w:numPr>
               <w:ind w:rightChars="167" w:right="301"/>
               <w:rPr>
-                <w:rFonts w:hint="eastAsia"/>
                 <w:color w:val="auto"/>
               </w:rPr>
             </w:pPr>
@@ -2182,18 +2208,24 @@
                 <w:color w:val="auto"/>
               </w:rPr>
               <w:t>, unlimited file number and folder number support</w:t>
+            </w:r>
+            <w:r>
+              <w:rPr>
+                <w:rFonts w:hint="eastAsia"/>
+                <w:color w:val="auto"/>
+              </w:rPr>
+              <w:t>.</w:t>
             </w:r>
           </w:p>
           <w:p>
             <w:pPr>
-              <w:pStyle w:val="10"/>
+              <w:pStyle w:val="1"/>
               <w:numPr>
                 <w:ilvl w:val="0"/>
                 <w:numId w:val="13"/>
               </w:numPr>
               <w:ind w:rightChars="167" w:right="301"/>
               <w:rPr>
-                <w:rFonts w:hint="eastAsia"/>
                 <w:color w:val="auto"/>
               </w:rPr>
             </w:pPr>
@@ -2249,14 +2281,14 @@
           </w:p>
           <w:p>
             <w:pPr>
-              <w:pStyle w:val="3"/>
+              <w:pStyle w:val="Heading3"/>
               <w:numPr>
                 <w:ilvl w:val="0"/>
                 <w:numId w:val="15"/>
               </w:numPr>
               <w:contextualSpacing w:val="0"/>
               <w:rPr>
-                <w:rFonts w:eastAsiaTheme="minorEastAsia" w:hint="eastAsia"/>
+                <w:rFonts w:eastAsiaTheme="minorEastAsia"/>
                 <w:b/>
                 <w:color w:val="auto"/>
               </w:rPr>
@@ -2339,13 +2371,12 @@
           </w:p>
           <w:p>
             <w:pPr>
-              <w:pStyle w:val="10"/>
+              <w:pStyle w:val="1"/>
               <w:numPr>
                 <w:ilvl w:val="0"/>
                 <w:numId w:val="5"/>
               </w:numPr>
               <w:rPr>
-                <w:rFonts w:hint="eastAsia"/>
                 <w:color w:val="auto"/>
               </w:rPr>
             </w:pPr>
@@ -2396,18 +2427,24 @@
                 <w:color w:val="auto"/>
               </w:rPr>
               <w:t>player</w:t>
+            </w:r>
+            <w:r>
+              <w:rPr>
+                <w:rFonts w:hint="eastAsia"/>
+                <w:color w:val="auto"/>
+              </w:rPr>
+              <w:t>.</w:t>
             </w:r>
           </w:p>
           <w:p>
             <w:pPr>
-              <w:pStyle w:val="10"/>
+              <w:pStyle w:val="1"/>
               <w:numPr>
                 <w:ilvl w:val="0"/>
                 <w:numId w:val="13"/>
               </w:numPr>
               <w:ind w:rightChars="167" w:right="301"/>
               <w:rPr>
-                <w:rFonts w:hint="eastAsia"/>
                 <w:color w:val="auto"/>
               </w:rPr>
             </w:pPr>
@@ -2450,14 +2487,30 @@
                 <w:rFonts w:hint="eastAsia"/>
                 <w:color w:val="auto"/>
               </w:rPr>
-              <w:t>ransport stream de</w:t>
-            </w:r>
-            <w:r>
-              <w:rPr>
-                <w:rFonts w:hint="eastAsia"/>
-                <w:color w:val="auto"/>
-              </w:rPr>
-              <w:t xml:space="preserve">mux, feature development, (ex: </w:t>
+              <w:t xml:space="preserve">ransport stream </w:t>
+            </w:r>
+            <w:proofErr w:type="spellStart"/>
+            <w:r>
+              <w:rPr>
+                <w:rFonts w:hint="eastAsia"/>
+                <w:color w:val="auto"/>
+              </w:rPr>
+              <w:t>de</w:t>
+            </w:r>
+            <w:r>
+              <w:rPr>
+                <w:rFonts w:hint="eastAsia"/>
+                <w:color w:val="auto"/>
+              </w:rPr>
+              <w:t>mux</w:t>
+            </w:r>
+            <w:proofErr w:type="spellEnd"/>
+            <w:r>
+              <w:rPr>
+                <w:rFonts w:hint="eastAsia"/>
+                <w:color w:val="auto"/>
+              </w:rPr>
+              <w:t xml:space="preserve">, feature development, (ex: </w:t>
             </w:r>
             <w:r>
               <w:rPr>
@@ -2503,14 +2556,13 @@
           </w:p>
           <w:p>
             <w:pPr>
-              <w:pStyle w:val="10"/>
+              <w:pStyle w:val="1"/>
               <w:numPr>
                 <w:ilvl w:val="0"/>
                 <w:numId w:val="13"/>
               </w:numPr>
               <w:ind w:rightChars="167" w:right="301"/>
               <w:rPr>
-                <w:rFonts w:hint="eastAsia"/>
                 <w:color w:val="auto"/>
               </w:rPr>
             </w:pPr>
@@ -2572,13 +2624,12 @@
           </w:p>
           <w:p>
             <w:pPr>
-              <w:pStyle w:val="10"/>
+              <w:pStyle w:val="1"/>
               <w:numPr>
                 <w:ilvl w:val="0"/>
                 <w:numId w:val="5"/>
               </w:numPr>
               <w:rPr>
-                <w:rFonts w:hint="eastAsia"/>
                 <w:color w:val="auto"/>
               </w:rPr>
             </w:pPr>
@@ -2599,14 +2650,13 @@
           </w:p>
           <w:p>
             <w:pPr>
-              <w:pStyle w:val="10"/>
+              <w:pStyle w:val="1"/>
               <w:numPr>
                 <w:ilvl w:val="0"/>
                 <w:numId w:val="13"/>
               </w:numPr>
               <w:ind w:rightChars="167" w:right="301"/>
               <w:rPr>
-                <w:rFonts w:hint="eastAsia"/>
                 <w:color w:val="auto"/>
               </w:rPr>
             </w:pPr>
@@ -2668,7 +2718,40 @@
                 <w:rFonts w:hint="eastAsia"/>
                 <w:color w:val="auto"/>
               </w:rPr>
-              <w:t>. Familiar to 8032/ARM boot up flo</w:t>
+              <w:t xml:space="preserve"> </w:t>
+            </w:r>
+            <w:r>
+              <w:rPr>
+                <w:color w:val="auto"/>
+              </w:rPr>
+              <w:t>and</w:t>
+            </w:r>
+            <w:r>
+              <w:rPr>
+                <w:rFonts w:hint="eastAsia"/>
+                <w:color w:val="auto"/>
+              </w:rPr>
+              <w:t xml:space="preserve"> </w:t>
+            </w:r>
+            <w:r>
+              <w:rPr>
+                <w:color w:val="auto"/>
+              </w:rPr>
+              <w:t>involve</w:t>
+            </w:r>
+            <w:r>
+              <w:rPr>
+                <w:rFonts w:hint="eastAsia"/>
+                <w:color w:val="auto"/>
+              </w:rPr>
+              <w:t xml:space="preserve"> </w:t>
+            </w:r>
+            <w:r>
+              <w:rPr>
+                <w:rFonts w:hint="eastAsia"/>
+                <w:color w:val="auto"/>
+              </w:rPr>
+              <w:t>to 8032/ARM boot up flo</w:t>
             </w:r>
             <w:r>
               <w:rPr>
@@ -2680,14 +2763,13 @@
           </w:p>
           <w:p>
             <w:pPr>
-              <w:pStyle w:val="10"/>
+              <w:pStyle w:val="1"/>
               <w:numPr>
                 <w:ilvl w:val="0"/>
                 <w:numId w:val="13"/>
               </w:numPr>
               <w:ind w:rightChars="167" w:right="301"/>
               <w:rPr>
-                <w:rFonts w:hint="eastAsia"/>
                 <w:color w:val="auto"/>
               </w:rPr>
             </w:pPr>
@@ -2710,7 +2792,20 @@
                 <w:rFonts w:hint="eastAsia"/>
                 <w:color w:val="auto"/>
               </w:rPr>
-              <w:t>on MT1379/1389 and be the windows to handle all kinds of issues in these project (UI, Panel, VFD</w:t>
+              <w:t xml:space="preserve">on MT1379/1389 and be the windows to handle all kinds of issues in these </w:t>
+            </w:r>
+            <w:r>
+              <w:rPr>
+                <w:color w:val="auto"/>
+              </w:rPr>
+              <w:t>projects</w:t>
+            </w:r>
+            <w:r>
+              <w:rPr>
+                <w:rFonts w:hint="eastAsia"/>
+                <w:color w:val="auto"/>
+              </w:rPr>
+              <w:t xml:space="preserve"> (UI, Panel, VFD</w:t>
             </w:r>
             <w:r>
               <w:rPr>
@@ -2735,29 +2830,30 @@
           </w:p>
           <w:p>
             <w:pPr>
-              <w:pStyle w:val="2"/>
+              <w:pStyle w:val="Heading2"/>
               <w:contextualSpacing w:val="0"/>
               <w:rPr>
-                <w:rFonts w:hint="eastAsia"/>
                 <w:b w:val="0"/>
                 <w:i/>
               </w:rPr>
             </w:pPr>
-            <w:bookmarkStart w:id="6" w:name="_wj0puh61kxsr" w:colFirst="0" w:colLast="0"/>
-            <w:bookmarkEnd w:id="6"/>
+            <w:bookmarkStart w:id="5" w:name="_wj0puh61kxsr" w:colFirst="0" w:colLast="0"/>
+            <w:bookmarkEnd w:id="5"/>
+            <w:proofErr w:type="spellStart"/>
             <w:r>
               <w:rPr>
                 <w:rFonts w:hint="eastAsia"/>
               </w:rPr>
               <w:t>StarkTech</w:t>
             </w:r>
+            <w:proofErr w:type="spellEnd"/>
             <w:r>
               <w:t xml:space="preserve">, </w:t>
             </w:r>
             <w:hyperlink r:id="rId10" w:history="1">
               <w:r>
                 <w:rPr>
-                  <w:rStyle w:val="aa"/>
+                  <w:rStyle w:val="Hyperlink"/>
                   <w:rFonts w:hint="eastAsia"/>
                   <w:b w:val="0"/>
                 </w:rPr>
@@ -2809,16 +2905,16 @@
           </w:p>
           <w:p>
             <w:pPr>
-              <w:pStyle w:val="3"/>
+              <w:pStyle w:val="Heading3"/>
               <w:contextualSpacing w:val="0"/>
               <w:rPr>
-                <w:rFonts w:eastAsiaTheme="minorEastAsia" w:hint="eastAsia"/>
+                <w:rFonts w:eastAsiaTheme="minorEastAsia"/>
                 <w:b/>
                 <w:color w:val="auto"/>
               </w:rPr>
             </w:pPr>
-            <w:bookmarkStart w:id="7" w:name="_8hk593fs3sag" w:colFirst="0" w:colLast="0"/>
-            <w:bookmarkEnd w:id="7"/>
+            <w:bookmarkStart w:id="6" w:name="_8hk593fs3sag" w:colFirst="0" w:colLast="0"/>
+            <w:bookmarkEnd w:id="6"/>
             <w:r>
               <w:rPr>
                 <w:rFonts w:eastAsiaTheme="minorEastAsia" w:hint="eastAsia"/>
@@ -2898,13 +2994,12 @@
           </w:p>
           <w:p>
             <w:pPr>
-              <w:pStyle w:val="10"/>
+              <w:pStyle w:val="1"/>
               <w:numPr>
                 <w:ilvl w:val="0"/>
                 <w:numId w:val="5"/>
               </w:numPr>
               <w:rPr>
-                <w:rFonts w:hint="eastAsia"/>
                 <w:color w:val="auto"/>
               </w:rPr>
             </w:pPr>
@@ -2925,14 +3020,13 @@
           </w:p>
           <w:p>
             <w:pPr>
-              <w:pStyle w:val="10"/>
+              <w:pStyle w:val="1"/>
               <w:numPr>
                 <w:ilvl w:val="0"/>
                 <w:numId w:val="13"/>
               </w:numPr>
               <w:ind w:rightChars="167" w:right="301"/>
               <w:rPr>
-                <w:rFonts w:hint="eastAsia"/>
                 <w:color w:val="auto"/>
               </w:rPr>
             </w:pPr>
@@ -2941,19 +3035,37 @@
                 <w:rFonts w:hint="eastAsia"/>
                 <w:color w:val="auto"/>
               </w:rPr>
-              <w:t>Responsible for web development in application server, EJB and web programming (ASP/JSP/CSS/HTML ...) for enterprise application</w:t>
+              <w:t xml:space="preserve">Responsible for web development in application </w:t>
+            </w:r>
+            <w:r>
+              <w:rPr>
+                <w:color w:val="auto"/>
+              </w:rPr>
+              <w:t>servers</w:t>
+            </w:r>
+            <w:r>
+              <w:rPr>
+                <w:rFonts w:hint="eastAsia"/>
+                <w:color w:val="auto"/>
+              </w:rPr>
+              <w:t xml:space="preserve">, EJB and web programming (ASP/JSP/CSS/HTML ...) for enterprise </w:t>
+            </w:r>
+            <w:r>
+              <w:rPr>
+                <w:color w:val="auto"/>
+              </w:rPr>
+              <w:t>applications</w:t>
             </w:r>
           </w:p>
           <w:p>
             <w:pPr>
-              <w:pStyle w:val="10"/>
+              <w:pStyle w:val="1"/>
               <w:numPr>
                 <w:ilvl w:val="0"/>
                 <w:numId w:val="13"/>
               </w:numPr>
               <w:ind w:rightChars="167" w:right="301"/>
               <w:rPr>
-                <w:rFonts w:hint="eastAsia"/>
                 <w:color w:val="auto"/>
               </w:rPr>
             </w:pPr>
@@ -2962,28 +3074,104 @@
                 <w:rFonts w:hint="eastAsia"/>
                 <w:color w:val="auto"/>
               </w:rPr>
-              <w:t>Involved to use Jboss, IBM Websphere and Ora</w:t>
-            </w:r>
-            <w:r>
-              <w:rPr>
-                <w:rFonts w:hint="eastAsia"/>
-                <w:color w:val="auto"/>
-              </w:rPr>
-              <w:t>cle Weblogic J2EE to develop</w:t>
-            </w:r>
-            <w:r>
-              <w:rPr>
-                <w:rFonts w:hint="eastAsia"/>
-                <w:color w:val="auto"/>
-              </w:rPr>
-              <w:t xml:space="preserve"> for powerchip </w:t>
-            </w:r>
-            <w:r>
-              <w:rPr>
-                <w:rFonts w:hint="eastAsia"/>
-                <w:color w:val="auto"/>
-              </w:rPr>
-              <w:t>project to audit the status of FAB</w:t>
+              <w:t xml:space="preserve">Involved to use </w:t>
+            </w:r>
+            <w:proofErr w:type="spellStart"/>
+            <w:r>
+              <w:rPr>
+                <w:rFonts w:hint="eastAsia"/>
+                <w:color w:val="auto"/>
+              </w:rPr>
+              <w:t>Jboss</w:t>
+            </w:r>
+            <w:proofErr w:type="spellEnd"/>
+            <w:r>
+              <w:rPr>
+                <w:rFonts w:hint="eastAsia"/>
+                <w:color w:val="auto"/>
+              </w:rPr>
+              <w:t xml:space="preserve">, IBM </w:t>
+            </w:r>
+            <w:proofErr w:type="spellStart"/>
+            <w:r>
+              <w:rPr>
+                <w:rFonts w:hint="eastAsia"/>
+                <w:color w:val="auto"/>
+              </w:rPr>
+              <w:t>Websphere</w:t>
+            </w:r>
+            <w:proofErr w:type="spellEnd"/>
+            <w:r>
+              <w:rPr>
+                <w:rFonts w:hint="eastAsia"/>
+                <w:color w:val="auto"/>
+              </w:rPr>
+              <w:t xml:space="preserve"> and Ora</w:t>
+            </w:r>
+            <w:r>
+              <w:rPr>
+                <w:rFonts w:hint="eastAsia"/>
+                <w:color w:val="auto"/>
+              </w:rPr>
+              <w:t xml:space="preserve">cle </w:t>
+            </w:r>
+            <w:proofErr w:type="spellStart"/>
+            <w:r>
+              <w:rPr>
+                <w:rFonts w:hint="eastAsia"/>
+                <w:color w:val="auto"/>
+              </w:rPr>
+              <w:t>Weblogic</w:t>
+            </w:r>
+            <w:proofErr w:type="spellEnd"/>
+            <w:r>
+              <w:rPr>
+                <w:rFonts w:hint="eastAsia"/>
+                <w:color w:val="auto"/>
+              </w:rPr>
+              <w:t xml:space="preserve"> J2EE to </w:t>
+            </w:r>
+            <w:r>
+              <w:rPr>
+                <w:color w:val="auto"/>
+              </w:rPr>
+              <w:t>develop</w:t>
+            </w:r>
+            <w:r>
+              <w:rPr>
+                <w:rFonts w:hint="eastAsia"/>
+                <w:color w:val="auto"/>
+              </w:rPr>
+              <w:t xml:space="preserve"> </w:t>
+            </w:r>
+            <w:proofErr w:type="spellStart"/>
+            <w:r>
+              <w:rPr>
+                <w:rFonts w:hint="eastAsia"/>
+                <w:color w:val="auto"/>
+              </w:rPr>
+              <w:t>powerchip</w:t>
+            </w:r>
+            <w:proofErr w:type="spellEnd"/>
+            <w:r>
+              <w:rPr>
+                <w:rFonts w:hint="eastAsia"/>
+                <w:color w:val="auto"/>
+              </w:rPr>
+              <w:t xml:space="preserve"> </w:t>
+            </w:r>
+            <w:r>
+              <w:rPr>
+                <w:color w:val="auto"/>
+              </w:rPr>
+              <w:t>projects</w:t>
+            </w:r>
+            <w:r>
+              <w:rPr>
+                <w:rFonts w:hint="eastAsia"/>
+                <w:color w:val="auto"/>
+              </w:rPr>
+              <w:t xml:space="preserve"> to audit the status of FAB</w:t>
             </w:r>
             <w:r>
               <w:rPr>
@@ -3016,20 +3204,20 @@
           </w:p>
           <w:p>
             <w:pPr>
-              <w:pStyle w:val="2"/>
+              <w:pStyle w:val="Heading2"/>
               <w:contextualSpacing w:val="0"/>
               <w:rPr>
-                <w:rFonts w:hint="eastAsia"/>
                 <w:b w:val="0"/>
                 <w:i/>
               </w:rPr>
             </w:pPr>
-            <w:bookmarkStart w:id="8" w:name="_1hxcpsc1hco2" w:colFirst="0" w:colLast="0"/>
-            <w:bookmarkEnd w:id="8"/>
-            <w:r>
-              <w:rPr>
-                <w:rFonts w:hint="eastAsia"/>
-              </w:rPr>
+            <w:bookmarkStart w:id="7" w:name="_1hxcpsc1hco2" w:colFirst="0" w:colLast="0"/>
+            <w:bookmarkEnd w:id="7"/>
+            <w:r>
+              <w:rPr>
+                <w:rFonts w:hint="eastAsia"/>
+              </w:rPr>
+              <w:lastRenderedPageBreak/>
               <w:t>Acer</w:t>
             </w:r>
             <w:r>
@@ -3038,7 +3226,7 @@
             <w:hyperlink r:id="rId11" w:history="1">
               <w:r>
                 <w:rPr>
-                  <w:rStyle w:val="aa"/>
+                  <w:rStyle w:val="Hyperlink"/>
                   <w:rFonts w:hint="eastAsia"/>
                   <w:b w:val="0"/>
                 </w:rPr>
@@ -3090,16 +3278,16 @@
           </w:p>
           <w:p>
             <w:pPr>
-              <w:pStyle w:val="3"/>
+              <w:pStyle w:val="Heading3"/>
               <w:contextualSpacing w:val="0"/>
               <w:rPr>
-                <w:rFonts w:eastAsiaTheme="minorEastAsia" w:hint="eastAsia"/>
+                <w:rFonts w:eastAsiaTheme="minorEastAsia"/>
                 <w:b/>
                 <w:color w:val="auto"/>
               </w:rPr>
             </w:pPr>
-            <w:bookmarkStart w:id="9" w:name="_ybypdmed418m" w:colFirst="0" w:colLast="0"/>
-            <w:bookmarkEnd w:id="9"/>
+            <w:bookmarkStart w:id="8" w:name="_ybypdmed418m" w:colFirst="0" w:colLast="0"/>
+            <w:bookmarkEnd w:id="8"/>
             <w:r>
               <w:rPr>
                 <w:rFonts w:eastAsiaTheme="minorEastAsia" w:hint="eastAsia"/>
@@ -3156,13 +3344,12 @@
           </w:p>
           <w:p>
             <w:pPr>
-              <w:pStyle w:val="10"/>
+              <w:pStyle w:val="1"/>
               <w:numPr>
                 <w:ilvl w:val="0"/>
                 <w:numId w:val="5"/>
               </w:numPr>
               <w:rPr>
-                <w:rFonts w:hint="eastAsia"/>
                 <w:color w:val="auto"/>
               </w:rPr>
             </w:pPr>
@@ -3190,13 +3377,12 @@
           </w:p>
           <w:p>
             <w:pPr>
-              <w:pStyle w:val="10"/>
+              <w:pStyle w:val="1"/>
               <w:numPr>
                 <w:ilvl w:val="0"/>
                 <w:numId w:val="13"/>
               </w:numPr>
               <w:rPr>
-                <w:rFonts w:hint="eastAsia"/>
                 <w:color w:val="auto"/>
               </w:rPr>
             </w:pPr>
@@ -3223,23 +3409,24 @@
             </w:r>
             <w:r>
               <w:rPr>
-                <w:color w:val="auto"/>
-              </w:rPr>
-              <w:t>Familia</w:t>
-            </w:r>
-            <w:r>
-              <w:rPr>
-                <w:rFonts w:hint="eastAsia"/>
-                <w:color w:val="auto"/>
-              </w:rPr>
-              <w:t xml:space="preserve">r to </w:t>
-            </w:r>
-            <w:r>
-              <w:rPr>
-                <w:rFonts w:hint="eastAsia"/>
-                <w:color w:val="auto"/>
-              </w:rPr>
-              <w:t xml:space="preserve">Virtual Studio </w:t>
+                <w:rFonts w:hint="eastAsia"/>
+                <w:color w:val="auto"/>
+              </w:rPr>
+              <w:t>Work on</w:t>
+            </w:r>
+            <w:r>
+              <w:rPr>
+                <w:rFonts w:hint="eastAsia"/>
+                <w:color w:val="auto"/>
+              </w:rPr>
+              <w:t xml:space="preserve"> </w:t>
+            </w:r>
+            <w:r>
+              <w:rPr>
+                <w:rFonts w:hint="eastAsia"/>
+                <w:color w:val="auto"/>
+              </w:rPr>
+              <w:t xml:space="preserve">C++ </w:t>
             </w:r>
             <w:r>
               <w:rPr>
@@ -3257,20 +3444,33 @@
             </w:r>
             <w:r>
               <w:rPr>
-                <w:color w:val="auto"/>
-              </w:rPr>
-              <w:t xml:space="preserve"> based on C++.</w:t>
+                <w:rFonts w:hint="eastAsia"/>
+                <w:color w:val="auto"/>
+              </w:rPr>
+              <w:t xml:space="preserve"> with </w:t>
+            </w:r>
+            <w:r>
+              <w:rPr>
+                <w:rFonts w:hint="eastAsia"/>
+                <w:color w:val="auto"/>
+              </w:rPr>
+              <w:t>Virtual Studio</w:t>
+            </w:r>
+            <w:r>
+              <w:rPr>
+                <w:color w:val="auto"/>
+              </w:rPr>
+              <w:t>.</w:t>
             </w:r>
           </w:p>
           <w:p>
             <w:pPr>
-              <w:pStyle w:val="10"/>
+              <w:pStyle w:val="1"/>
               <w:numPr>
                 <w:ilvl w:val="0"/>
                 <w:numId w:val="13"/>
               </w:numPr>
               <w:rPr>
-                <w:rFonts w:hint="eastAsia"/>
                 <w:color w:val="auto"/>
               </w:rPr>
             </w:pPr>
@@ -3285,14 +3485,13 @@
               <w:rPr>
                 <w:color w:val="auto"/>
               </w:rPr>
-              <w:t xml:space="preserve">C++ application </w:t>
-            </w:r>
-            <w:r>
-              <w:rPr>
-                <w:rFonts w:hint="eastAsia"/>
-                <w:color w:val="auto"/>
-              </w:rPr>
-              <w:t>integration</w:t>
+              <w:t xml:space="preserve">application </w:t>
+            </w:r>
+            <w:r>
+              <w:rPr>
+                <w:color w:val="auto"/>
+              </w:rPr>
+              <w:t>with</w:t>
             </w:r>
             <w:r>
               <w:rPr>
@@ -3305,35 +3504,41 @@
               <w:rPr>
                 <w:color w:val="auto"/>
               </w:rPr>
-              <w:t>with</w:t>
-            </w:r>
-            <w:r>
-              <w:rPr>
-                <w:rFonts w:hint="eastAsia"/>
-                <w:color w:val="auto"/>
-              </w:rPr>
-              <w:t xml:space="preserve"> NetM</w:t>
-            </w:r>
-            <w:r>
-              <w:rPr>
-                <w:rFonts w:hint="eastAsia"/>
-                <w:color w:val="auto"/>
-              </w:rPr>
-              <w:t>eeting</w:t>
-            </w:r>
-            <w:r>
-              <w:rPr>
-                <w:rFonts w:hint="eastAsia"/>
-                <w:color w:val="auto"/>
-              </w:rPr>
-              <w:t>, f</w:t>
-            </w:r>
-            <w:r>
-              <w:rPr>
-                <w:rFonts w:hint="eastAsia"/>
-                <w:color w:val="auto"/>
-              </w:rPr>
-              <w:t>amiliar to SQL</w:t>
+              <w:t>NetMeeting</w:t>
+            </w:r>
+            <w:r>
+              <w:rPr>
+                <w:color w:val="auto"/>
+              </w:rPr>
+              <w:t xml:space="preserve"> with</w:t>
+            </w:r>
+            <w:r>
+              <w:rPr>
+                <w:rFonts w:hint="eastAsia"/>
+                <w:color w:val="auto"/>
+              </w:rPr>
+              <w:t xml:space="preserve"> the skill</w:t>
+            </w:r>
+            <w:r>
+              <w:rPr>
+                <w:rFonts w:hint="eastAsia"/>
+                <w:color w:val="auto"/>
+              </w:rPr>
+              <w:t>s</w:t>
+            </w:r>
+            <w:r>
+              <w:rPr>
+                <w:rFonts w:hint="eastAsia"/>
+                <w:color w:val="auto"/>
+              </w:rPr>
+              <w:t xml:space="preserve"> of </w:t>
+            </w:r>
+            <w:r>
+              <w:rPr>
+                <w:rFonts w:hint="eastAsia"/>
+                <w:color w:val="auto"/>
+              </w:rPr>
+              <w:t>SQL</w:t>
             </w:r>
             <w:r>
               <w:rPr>
@@ -3344,12 +3549,6 @@
             </w:r>
             <w:r>
               <w:rPr>
-                <w:color w:val="auto"/>
-              </w:rPr>
-              <w:t xml:space="preserve">ActiveX, </w:t>
-            </w:r>
-            <w:r>
-              <w:rPr>
                 <w:rFonts w:hint="eastAsia"/>
                 <w:color w:val="auto"/>
               </w:rPr>
@@ -3389,378 +3588,324 @@
                 <w:color w:val="auto"/>
               </w:rPr>
               <w:t>adius.</w:t>
+            </w:r>
+            <w:bookmarkStart w:id="9" w:name="_yk8luflkpwij" w:colFirst="0" w:colLast="0"/>
+            <w:bookmarkEnd w:id="9"/>
+          </w:p>
+          <w:p>
+            <w:pPr>
+              <w:pStyle w:val="Heading1"/>
+              <w:contextualSpacing w:val="0"/>
+              <w:rPr>
+                <w:color w:val="B7B7B7"/>
+              </w:rPr>
+            </w:pPr>
+            <w:r>
+              <w:t>EDUCATION</w:t>
+            </w:r>
+          </w:p>
+          <w:p>
+            <w:pPr>
+              <w:pStyle w:val="Heading2"/>
+              <w:contextualSpacing w:val="0"/>
+              <w:rPr>
+                <w:b w:val="0"/>
+                <w:i/>
+                <w:color w:val="auto"/>
+              </w:rPr>
+            </w:pPr>
+            <w:bookmarkStart w:id="10" w:name="_6wymnhinx9q5" w:colFirst="0" w:colLast="0"/>
+            <w:bookmarkEnd w:id="10"/>
+            <w:r>
+              <w:rPr>
+                <w:rFonts w:hint="eastAsia"/>
+                <w:color w:val="auto"/>
+              </w:rPr>
+              <w:t>National Taiwan University</w:t>
+            </w:r>
+            <w:r>
+              <w:rPr>
+                <w:color w:val="auto"/>
+              </w:rPr>
+              <w:t xml:space="preserve">, </w:t>
+            </w:r>
+            <w:r>
+              <w:rPr>
+                <w:rFonts w:hint="eastAsia"/>
+                <w:b w:val="0"/>
+                <w:color w:val="auto"/>
+              </w:rPr>
+              <w:t>Taiwan</w:t>
+            </w:r>
+            <w:r>
+              <w:rPr>
+                <w:rFonts w:hint="eastAsia"/>
+                <w:b w:val="0"/>
+                <w:color w:val="auto"/>
+              </w:rPr>
+              <w:t>/Taipei</w:t>
+            </w:r>
+          </w:p>
+          <w:p>
+            <w:pPr>
+              <w:pStyle w:val="Heading3"/>
+              <w:contextualSpacing w:val="0"/>
+              <w:rPr>
+                <w:rFonts w:eastAsiaTheme="minorEastAsia"/>
+                <w:b/>
+                <w:color w:val="auto"/>
+              </w:rPr>
+            </w:pPr>
+            <w:bookmarkStart w:id="11" w:name="_7vtcyzeczjot" w:colFirst="0" w:colLast="0"/>
+            <w:bookmarkEnd w:id="11"/>
+            <w:r>
+              <w:rPr>
+                <w:rFonts w:eastAsiaTheme="minorEastAsia"/>
+                <w:b/>
+                <w:color w:val="auto"/>
+              </w:rPr>
+              <w:t>Master</w:t>
+            </w:r>
+            <w:r>
+              <w:rPr>
+                <w:rFonts w:eastAsiaTheme="minorEastAsia"/>
+                <w:b/>
+                <w:color w:val="auto"/>
+              </w:rPr>
+              <w:t>: September</w:t>
+            </w:r>
+            <w:r>
+              <w:rPr>
+                <w:b/>
+                <w:color w:val="auto"/>
+              </w:rPr>
+              <w:t xml:space="preserve"> </w:t>
+            </w:r>
+            <w:r>
+              <w:rPr>
+                <w:rFonts w:eastAsiaTheme="minorEastAsia" w:hint="eastAsia"/>
+                <w:b/>
+                <w:color w:val="auto"/>
+              </w:rPr>
+              <w:t>199</w:t>
+            </w:r>
+            <w:r>
+              <w:rPr>
+                <w:rFonts w:eastAsiaTheme="minorEastAsia" w:hint="eastAsia"/>
+                <w:b/>
+                <w:color w:val="auto"/>
+              </w:rPr>
+              <w:t>4</w:t>
+            </w:r>
+            <w:r>
+              <w:rPr>
+                <w:rFonts w:asciiTheme="minorEastAsia" w:eastAsiaTheme="minorEastAsia" w:hAnsiTheme="minorEastAsia" w:hint="eastAsia"/>
+                <w:b/>
+                <w:color w:val="auto"/>
+              </w:rPr>
+              <w:t xml:space="preserve"> </w:t>
+            </w:r>
+            <w:r>
+              <w:rPr>
+                <w:b/>
+                <w:color w:val="auto"/>
+              </w:rPr>
+              <w:t>- June</w:t>
+            </w:r>
+            <w:r>
+              <w:rPr>
+                <w:rFonts w:eastAsiaTheme="minorEastAsia" w:hint="eastAsia"/>
+                <w:b/>
+                <w:color w:val="auto"/>
+              </w:rPr>
+              <w:t xml:space="preserve"> 1996</w:t>
             </w:r>
           </w:p>
           <w:p>
             <w:pPr>
               <w:pStyle w:val="1"/>
-              <w:contextualSpacing w:val="0"/>
-              <w:rPr>
-                <w:color w:val="B7B7B7"/>
+              <w:rPr>
+                <w:color w:val="auto"/>
               </w:rPr>
             </w:pPr>
-            <w:bookmarkStart w:id="10" w:name="_yk8luflkpwij" w:colFirst="0" w:colLast="0"/>
-            <w:bookmarkEnd w:id="10"/>
-            <w:r>
-              <w:t>EDUCATION</w:t>
+            <w:r>
+              <w:rPr>
+                <w:rFonts w:hint="eastAsia"/>
+                <w:color w:val="auto"/>
+              </w:rPr>
+              <w:t>The major is NTU Computer Science and Information Engineering Department</w:t>
+            </w:r>
+            <w:r>
+              <w:rPr>
+                <w:color w:val="auto"/>
+              </w:rPr>
+              <w:t xml:space="preserve">, </w:t>
+            </w:r>
+            <w:r>
+              <w:rPr>
+                <w:rFonts w:hint="eastAsia"/>
+                <w:color w:val="auto"/>
+              </w:rPr>
+              <w:t xml:space="preserve">Multimedia </w:t>
+            </w:r>
+            <w:r>
+              <w:rPr>
+                <w:color w:val="auto"/>
+              </w:rPr>
+              <w:t>Lab - The</w:t>
+            </w:r>
+            <w:r>
+              <w:rPr>
+                <w:rFonts w:hint="eastAsia"/>
+                <w:color w:val="auto"/>
+              </w:rPr>
+              <w:t xml:space="preserve"> title </w:t>
+            </w:r>
+            <w:r>
+              <w:rPr>
+                <w:color w:val="auto"/>
+              </w:rPr>
+              <w:t xml:space="preserve">of </w:t>
+            </w:r>
+            <w:r>
+              <w:rPr>
+                <w:rFonts w:hint="eastAsia"/>
+                <w:color w:val="auto"/>
+              </w:rPr>
+              <w:t xml:space="preserve">paper is </w:t>
+            </w:r>
+            <w:r>
+              <w:rPr>
+                <w:rFonts w:hint="eastAsia"/>
+                <w:color w:val="auto"/>
+              </w:rPr>
+              <w:t>"</w:t>
+            </w:r>
+            <w:r>
+              <w:rPr>
+                <w:rFonts w:hint="eastAsia"/>
+                <w:color w:val="auto"/>
+              </w:rPr>
+              <w:t>Discrete Cosine Transform Program Generator and its Related Research</w:t>
+            </w:r>
+            <w:r>
+              <w:rPr>
+                <w:rFonts w:hint="eastAsia"/>
+                <w:color w:val="auto"/>
+              </w:rPr>
+              <w:t xml:space="preserve"> "</w:t>
+            </w:r>
+            <w:r>
+              <w:rPr>
+                <w:rFonts w:hint="eastAsia"/>
+                <w:color w:val="auto"/>
+              </w:rPr>
+              <w:t>.</w:t>
             </w:r>
           </w:p>
           <w:p>
             <w:pPr>
-              <w:pStyle w:val="2"/>
+              <w:pStyle w:val="Heading3"/>
               <w:contextualSpacing w:val="0"/>
               <w:rPr>
-                <w:rFonts w:hint="eastAsia"/>
-                <w:b w:val="0"/>
-                <w:i/>
+                <w:b/>
                 <w:color w:val="auto"/>
               </w:rPr>
             </w:pPr>
-            <w:bookmarkStart w:id="11" w:name="_6wymnhinx9q5" w:colFirst="0" w:colLast="0"/>
-            <w:bookmarkEnd w:id="11"/>
-            <w:r>
-              <w:rPr>
-                <w:rFonts w:hint="eastAsia"/>
-                <w:color w:val="auto"/>
-              </w:rPr>
-              <w:t>National Taiwan University</w:t>
-            </w:r>
-            <w:r>
-              <w:rPr>
-                <w:color w:val="auto"/>
-              </w:rPr>
-              <w:t xml:space="preserve">, </w:t>
-            </w:r>
-            <w:r>
-              <w:rPr>
-                <w:rFonts w:hint="eastAsia"/>
-                <w:b w:val="0"/>
-                <w:color w:val="auto"/>
-              </w:rPr>
-              <w:t>Taiwan</w:t>
-            </w:r>
-            <w:r>
-              <w:rPr>
-                <w:rFonts w:hint="eastAsia"/>
-                <w:b w:val="0"/>
-                <w:color w:val="auto"/>
-              </w:rPr>
-              <w:t>/Taipei</w:t>
-            </w:r>
-            <w:r>
-              <w:rPr>
-                <w:b w:val="0"/>
-                <w:color w:val="auto"/>
-              </w:rPr>
-              <w:t xml:space="preserve"> — </w:t>
-            </w:r>
-            <w:r>
-              <w:rPr>
-                <w:rFonts w:hint="eastAsia"/>
-                <w:b w:val="0"/>
-                <w:i/>
-                <w:color w:val="auto"/>
-              </w:rPr>
-              <w:t>Master</w:t>
+            <w:bookmarkStart w:id="12" w:name="_czfiadnsgnzp" w:colFirst="0" w:colLast="0"/>
+            <w:bookmarkStart w:id="13" w:name="_miiyt1y6sl7g" w:colFirst="0" w:colLast="0"/>
+            <w:bookmarkEnd w:id="12"/>
+            <w:bookmarkEnd w:id="13"/>
+            <w:r>
+              <w:rPr>
+                <w:rFonts w:eastAsiaTheme="minorEastAsia"/>
+                <w:b/>
+                <w:color w:val="auto"/>
+              </w:rPr>
+              <w:t xml:space="preserve">Bachelor: </w:t>
+            </w:r>
+            <w:r>
+              <w:rPr>
+                <w:rFonts w:eastAsiaTheme="minorEastAsia"/>
+                <w:b/>
+                <w:color w:val="auto"/>
+              </w:rPr>
+              <w:t>September</w:t>
+            </w:r>
+            <w:r>
+              <w:rPr>
+                <w:b/>
+                <w:color w:val="auto"/>
+              </w:rPr>
+              <w:t xml:space="preserve"> </w:t>
+            </w:r>
+            <w:r>
+              <w:rPr>
+                <w:rFonts w:eastAsiaTheme="minorEastAsia" w:hint="eastAsia"/>
+                <w:b/>
+                <w:color w:val="auto"/>
+              </w:rPr>
+              <w:t>1990</w:t>
+            </w:r>
+            <w:r>
+              <w:rPr>
+                <w:rFonts w:asciiTheme="minorEastAsia" w:eastAsiaTheme="minorEastAsia" w:hAnsiTheme="minorEastAsia" w:hint="eastAsia"/>
+                <w:b/>
+                <w:color w:val="auto"/>
+              </w:rPr>
+              <w:t xml:space="preserve"> </w:t>
+            </w:r>
+            <w:r>
+              <w:rPr>
+                <w:b/>
+                <w:color w:val="auto"/>
+              </w:rPr>
+              <w:t>- June</w:t>
+            </w:r>
+            <w:r>
+              <w:rPr>
+                <w:rFonts w:eastAsiaTheme="minorEastAsia" w:hint="eastAsia"/>
+                <w:b/>
+                <w:color w:val="auto"/>
+              </w:rPr>
+              <w:t xml:space="preserve"> </w:t>
+            </w:r>
+            <w:r>
+              <w:rPr>
+                <w:rFonts w:eastAsiaTheme="minorEastAsia" w:hint="eastAsia"/>
+                <w:b/>
+                <w:color w:val="auto"/>
+              </w:rPr>
+              <w:t>1994</w:t>
             </w:r>
           </w:p>
           <w:p>
             <w:pPr>
-              <w:pStyle w:val="3"/>
-              <w:contextualSpacing w:val="0"/>
-              <w:rPr>
-                <w:rFonts w:eastAsiaTheme="minorEastAsia" w:hint="eastAsia"/>
-                <w:b/>
-                <w:color w:val="auto"/>
-              </w:rPr>
+              <w:pStyle w:val="1"/>
             </w:pPr>
-            <w:bookmarkStart w:id="12" w:name="_7vtcyzeczjot" w:colFirst="0" w:colLast="0"/>
-            <w:bookmarkEnd w:id="12"/>
-            <w:r>
-              <w:rPr>
-                <w:rFonts w:eastAsiaTheme="minorEastAsia"/>
-                <w:b/>
-                <w:color w:val="auto"/>
-              </w:rPr>
-              <w:t>September</w:t>
-            </w:r>
-            <w:r>
-              <w:rPr>
-                <w:b/>
+            <w:r>
+              <w:rPr>
+                <w:rFonts w:hint="eastAsia"/>
+                <w:color w:val="auto"/>
+              </w:rPr>
+              <w:t>The major is NTU Computer Science and Information Engineering</w:t>
+            </w:r>
+            <w:r>
+              <w:rPr>
+                <w:rFonts w:hint="eastAsia"/>
+                <w:color w:val="auto"/>
+              </w:rPr>
+              <w:t xml:space="preserve"> Department</w:t>
+            </w:r>
+            <w:r>
+              <w:rPr>
+                <w:rFonts w:hint="eastAsia"/>
                 <w:color w:val="auto"/>
               </w:rPr>
               <w:t xml:space="preserve"> </w:t>
             </w:r>
-            <w:r>
-              <w:rPr>
-                <w:rFonts w:eastAsiaTheme="minorEastAsia" w:hint="eastAsia"/>
-                <w:b/>
-                <w:color w:val="auto"/>
-              </w:rPr>
-              <w:t>199</w:t>
-            </w:r>
-            <w:r>
-              <w:rPr>
-                <w:rFonts w:eastAsiaTheme="minorEastAsia" w:hint="eastAsia"/>
-                <w:b/>
-                <w:color w:val="auto"/>
-              </w:rPr>
-              <w:t>4</w:t>
-            </w:r>
-            <w:r>
-              <w:rPr>
-                <w:rFonts w:asciiTheme="minorEastAsia" w:eastAsiaTheme="minorEastAsia" w:hAnsiTheme="minorEastAsia" w:hint="eastAsia"/>
-                <w:b/>
-                <w:color w:val="auto"/>
-              </w:rPr>
-              <w:t xml:space="preserve"> </w:t>
-            </w:r>
-            <w:r>
-              <w:rPr>
-                <w:b/>
-                <w:color w:val="auto"/>
-              </w:rPr>
-              <w:t>- June</w:t>
-            </w:r>
-            <w:r>
-              <w:rPr>
-                <w:rFonts w:eastAsiaTheme="minorEastAsia" w:hint="eastAsia"/>
-                <w:b/>
-                <w:color w:val="auto"/>
-              </w:rPr>
-              <w:t xml:space="preserve"> 1996</w:t>
-            </w:r>
-          </w:p>
-          <w:p>
-            <w:pPr>
-              <w:pStyle w:val="10"/>
-              <w:rPr>
-                <w:rFonts w:hint="eastAsia"/>
-                <w:color w:val="auto"/>
-              </w:rPr>
-            </w:pPr>
-            <w:r>
-              <w:rPr>
-                <w:rFonts w:hint="eastAsia"/>
-                <w:color w:val="auto"/>
-              </w:rPr>
-              <w:t>The major is NTU Computer Science and Information Engineering Department</w:t>
-            </w:r>
-            <w:r>
-              <w:rPr>
-                <w:color w:val="auto"/>
-              </w:rPr>
-              <w:t xml:space="preserve">, </w:t>
-            </w:r>
-            <w:r>
-              <w:rPr>
-                <w:rFonts w:hint="eastAsia"/>
-                <w:color w:val="auto"/>
-              </w:rPr>
-              <w:t xml:space="preserve">Multimedia </w:t>
-            </w:r>
-            <w:r>
-              <w:rPr>
-                <w:color w:val="auto"/>
-              </w:rPr>
-              <w:t>Lab - The</w:t>
-            </w:r>
-            <w:r>
-              <w:rPr>
-                <w:rFonts w:hint="eastAsia"/>
-                <w:color w:val="auto"/>
-              </w:rPr>
-              <w:t xml:space="preserve"> title </w:t>
-            </w:r>
-            <w:r>
-              <w:rPr>
-                <w:color w:val="auto"/>
-              </w:rPr>
-              <w:t xml:space="preserve">of </w:t>
-            </w:r>
-            <w:r>
-              <w:rPr>
-                <w:rFonts w:hint="eastAsia"/>
-                <w:color w:val="auto"/>
-              </w:rPr>
-              <w:t xml:space="preserve">paper is </w:t>
-            </w:r>
-            <w:r>
-              <w:rPr>
-                <w:rFonts w:hint="eastAsia"/>
-                <w:color w:val="auto"/>
-              </w:rPr>
-              <w:t>"</w:t>
-            </w:r>
-            <w:r>
-              <w:rPr>
-                <w:rFonts w:hint="eastAsia"/>
-                <w:color w:val="auto"/>
-              </w:rPr>
-              <w:t>Discrete Cosine Transform Program Generator and its Related Research</w:t>
-            </w:r>
-            <w:r>
-              <w:rPr>
-                <w:rFonts w:hint="eastAsia"/>
-                <w:color w:val="auto"/>
-              </w:rPr>
-              <w:t xml:space="preserve"> "</w:t>
-            </w:r>
-            <w:r>
-              <w:rPr>
-                <w:rFonts w:hint="eastAsia"/>
-                <w:color w:val="auto"/>
-              </w:rPr>
-              <w:t>.</w:t>
-            </w:r>
-          </w:p>
-          <w:p>
-            <w:pPr>
-              <w:pStyle w:val="2"/>
-              <w:contextualSpacing w:val="0"/>
-              <w:rPr>
-                <w:rFonts w:hint="eastAsia"/>
-                <w:b w:val="0"/>
-                <w:i/>
-                <w:color w:val="auto"/>
-              </w:rPr>
-            </w:pPr>
-            <w:bookmarkStart w:id="13" w:name="_czfiadnsgnzp" w:colFirst="0" w:colLast="0"/>
-            <w:bookmarkEnd w:id="13"/>
-            <w:r>
-              <w:rPr>
-                <w:rFonts w:hint="eastAsia"/>
-                <w:color w:val="auto"/>
-              </w:rPr>
-              <w:t>National Taiwan University</w:t>
-            </w:r>
-            <w:r>
-              <w:rPr>
-                <w:color w:val="auto"/>
-              </w:rPr>
-              <w:t xml:space="preserve">, </w:t>
-            </w:r>
-            <w:r>
-              <w:rPr>
-                <w:rFonts w:hint="eastAsia"/>
-                <w:b w:val="0"/>
-                <w:color w:val="auto"/>
-              </w:rPr>
-              <w:t>Taiwan/Taipei</w:t>
-            </w:r>
-            <w:r>
-              <w:rPr>
-                <w:b w:val="0"/>
-                <w:color w:val="auto"/>
-              </w:rPr>
-              <w:t xml:space="preserve"> —</w:t>
-            </w:r>
-            <w:r>
-              <w:rPr>
-                <w:rFonts w:hint="eastAsia"/>
-                <w:b w:val="0"/>
-                <w:i/>
-                <w:color w:val="auto"/>
-              </w:rPr>
-              <w:t>Bachelor</w:t>
-            </w:r>
-          </w:p>
-          <w:p>
-            <w:pPr>
-              <w:pStyle w:val="3"/>
-              <w:contextualSpacing w:val="0"/>
-              <w:rPr>
-                <w:b/>
-                <w:color w:val="auto"/>
-              </w:rPr>
-            </w:pPr>
-            <w:bookmarkStart w:id="14" w:name="_miiyt1y6sl7g" w:colFirst="0" w:colLast="0"/>
+            <w:bookmarkStart w:id="14" w:name="_jhv78pp9wtzd" w:colFirst="0" w:colLast="0"/>
             <w:bookmarkEnd w:id="14"/>
-            <w:r>
-              <w:rPr>
-                <w:rFonts w:eastAsiaTheme="minorEastAsia"/>
-                <w:b/>
-                <w:color w:val="auto"/>
-              </w:rPr>
-              <w:t>September</w:t>
-            </w:r>
-            <w:r>
-              <w:rPr>
-                <w:b/>
-                <w:color w:val="auto"/>
-              </w:rPr>
-              <w:t xml:space="preserve"> </w:t>
-            </w:r>
-            <w:r>
-              <w:rPr>
-                <w:rFonts w:eastAsiaTheme="minorEastAsia" w:hint="eastAsia"/>
-                <w:b/>
-                <w:color w:val="auto"/>
-              </w:rPr>
-              <w:t>1990</w:t>
-            </w:r>
-            <w:r>
-              <w:rPr>
-                <w:rFonts w:asciiTheme="minorEastAsia" w:eastAsiaTheme="minorEastAsia" w:hAnsiTheme="minorEastAsia" w:hint="eastAsia"/>
-                <w:b/>
-                <w:color w:val="auto"/>
-              </w:rPr>
-              <w:t xml:space="preserve"> </w:t>
-            </w:r>
-            <w:r>
-              <w:rPr>
-                <w:b/>
-                <w:color w:val="auto"/>
-              </w:rPr>
-              <w:t>- June</w:t>
-            </w:r>
-            <w:r>
-              <w:rPr>
-                <w:rFonts w:eastAsiaTheme="minorEastAsia" w:hint="eastAsia"/>
-                <w:b/>
-                <w:color w:val="auto"/>
-              </w:rPr>
-              <w:t xml:space="preserve"> </w:t>
-            </w:r>
-            <w:r>
-              <w:rPr>
-                <w:rFonts w:eastAsiaTheme="minorEastAsia" w:hint="eastAsia"/>
-                <w:b/>
-                <w:color w:val="auto"/>
-              </w:rPr>
-              <w:t>1994</w:t>
-            </w:r>
-          </w:p>
-          <w:p>
-            <w:pPr>
-              <w:pStyle w:val="10"/>
-              <w:rPr>
-                <w:rFonts w:hint="eastAsia"/>
-              </w:rPr>
-            </w:pPr>
-            <w:r>
-              <w:rPr>
-                <w:rFonts w:hint="eastAsia"/>
-                <w:color w:val="auto"/>
-              </w:rPr>
-              <w:t>The major is NTU Computer Science and Information Engineering</w:t>
-            </w:r>
-            <w:r>
-              <w:rPr>
-                <w:rFonts w:hint="eastAsia"/>
-                <w:color w:val="auto"/>
-              </w:rPr>
-              <w:t xml:space="preserve"> Department</w:t>
-            </w:r>
-            <w:r>
-              <w:rPr>
-                <w:rFonts w:hint="eastAsia"/>
-                <w:color w:val="auto"/>
-              </w:rPr>
-              <w:t xml:space="preserve"> </w:t>
-            </w:r>
-            <w:bookmarkStart w:id="15" w:name="_jhv78pp9wtzd" w:colFirst="0" w:colLast="0"/>
-            <w:bookmarkEnd w:id="15"/>
           </w:p>
         </w:tc>
         <w:tc>
@@ -3781,272 +3926,315 @@
           </w:tcPr>
           <w:p>
             <w:pPr>
-              <w:pStyle w:val="1"/>
+              <w:pStyle w:val="Heading1"/>
               <w:contextualSpacing w:val="0"/>
             </w:pPr>
-            <w:bookmarkStart w:id="16" w:name="_ca0awj8022e2" w:colFirst="0" w:colLast="0"/>
-            <w:bookmarkEnd w:id="16"/>
+            <w:bookmarkStart w:id="15" w:name="_ca0awj8022e2" w:colFirst="0" w:colLast="0"/>
+            <w:bookmarkEnd w:id="15"/>
             <w:r>
               <w:lastRenderedPageBreak/>
               <w:t>SKILLS</w:t>
-            </w:r>
-          </w:p>
-          <w:p>
-            <w:pPr>
-              <w:pStyle w:val="10"/>
-              <w:spacing w:before="320"/>
-              <w:contextualSpacing/>
-              <w:rPr>
-                <w:rFonts w:hint="eastAsia"/>
-                <w:color w:val="auto"/>
-              </w:rPr>
-            </w:pPr>
-            <w:r>
-              <w:rPr>
-                <w:rFonts w:hint="eastAsia"/>
-                <w:color w:val="auto"/>
-              </w:rPr>
-              <w:t xml:space="preserve">C and C++ </w:t>
-            </w:r>
-          </w:p>
-          <w:p>
-            <w:pPr>
-              <w:pStyle w:val="10"/>
-              <w:rPr>
-                <w:rFonts w:hint="eastAsia"/>
-                <w:color w:val="auto"/>
-              </w:rPr>
-            </w:pPr>
-            <w:r>
-              <w:rPr>
-                <w:rFonts w:hint="eastAsia"/>
-                <w:color w:val="auto"/>
-              </w:rPr>
-              <w:t>Java, C# and Python</w:t>
-            </w:r>
-            <w:r>
-              <w:rPr>
-                <w:color w:val="auto"/>
-              </w:rPr>
-              <w:t xml:space="preserve"> </w:t>
-            </w:r>
-          </w:p>
-          <w:p>
-            <w:pPr>
-              <w:pStyle w:val="10"/>
-              <w:rPr>
-                <w:rFonts w:hint="eastAsia"/>
-                <w:color w:val="auto"/>
-              </w:rPr>
-            </w:pPr>
-            <w:r>
-              <w:rPr>
-                <w:rFonts w:hint="eastAsia"/>
-                <w:color w:val="auto"/>
-              </w:rPr>
-              <w:t>Android framewor</w:t>
-            </w:r>
-            <w:r>
-              <w:rPr>
-                <w:color w:val="auto"/>
-              </w:rPr>
-              <w:t>k in java/native/kernel</w:t>
-            </w:r>
-            <w:r>
-              <w:rPr>
-                <w:color w:val="auto"/>
-              </w:rPr>
-              <w:t xml:space="preserve"> layers</w:t>
-            </w:r>
-            <w:r>
-              <w:rPr>
-                <w:rFonts w:hint="eastAsia"/>
-                <w:color w:val="auto"/>
-              </w:rPr>
-              <w:t xml:space="preserve"> </w:t>
-            </w:r>
-          </w:p>
-          <w:p>
-            <w:pPr>
-              <w:pStyle w:val="10"/>
-              <w:rPr>
-                <w:rFonts w:hint="eastAsia"/>
-                <w:color w:val="auto"/>
-              </w:rPr>
-            </w:pPr>
-            <w:r>
-              <w:rPr>
-                <w:rFonts w:hint="eastAsia"/>
-                <w:color w:val="auto"/>
-              </w:rPr>
-              <w:t>Linux Kernel and FPGA emulation</w:t>
-            </w:r>
-          </w:p>
-          <w:p>
-            <w:pPr>
-              <w:pStyle w:val="10"/>
-              <w:rPr>
-                <w:rFonts w:hint="eastAsia"/>
-                <w:color w:val="auto"/>
-              </w:rPr>
-            </w:pPr>
-            <w:r>
-              <w:rPr>
-                <w:rFonts w:hint="eastAsia"/>
-                <w:color w:val="auto"/>
-              </w:rPr>
-              <w:t>8032 and ARM RISC</w:t>
-            </w:r>
-          </w:p>
-          <w:p>
-            <w:pPr>
-              <w:pStyle w:val="10"/>
-              <w:rPr>
-                <w:rFonts w:hint="eastAsia"/>
-                <w:color w:val="auto"/>
-              </w:rPr>
-            </w:pPr>
-            <w:r>
-              <w:rPr>
-                <w:rFonts w:hint="eastAsia"/>
-                <w:color w:val="auto"/>
-              </w:rPr>
-              <w:t xml:space="preserve">OpenCL, </w:t>
-            </w:r>
-            <w:r>
-              <w:rPr>
-                <w:rFonts w:hint="eastAsia"/>
-                <w:color w:val="auto"/>
-              </w:rPr>
-              <w:t xml:space="preserve">OpenVX, </w:t>
-            </w:r>
-            <w:r>
-              <w:rPr>
-                <w:color w:val="auto"/>
-              </w:rPr>
-              <w:t>OpenCV</w:t>
-            </w:r>
-          </w:p>
-          <w:p>
-            <w:pPr>
-              <w:pStyle w:val="10"/>
-              <w:rPr>
-                <w:rFonts w:hint="eastAsia"/>
-                <w:color w:val="auto"/>
-              </w:rPr>
-            </w:pPr>
-            <w:r>
-              <w:rPr>
-                <w:rFonts w:hint="eastAsia"/>
-                <w:color w:val="auto"/>
-              </w:rPr>
-              <w:t xml:space="preserve">OpenGLES, </w:t>
-            </w:r>
-            <w:r>
-              <w:rPr>
-                <w:rFonts w:hint="eastAsia"/>
-                <w:color w:val="auto"/>
-              </w:rPr>
-              <w:t>GPU</w:t>
-            </w:r>
-          </w:p>
-          <w:p>
-            <w:pPr>
-              <w:pStyle w:val="10"/>
-              <w:rPr>
-                <w:rFonts w:hint="eastAsia"/>
-                <w:color w:val="auto"/>
-              </w:rPr>
-            </w:pPr>
-            <w:r>
-              <w:rPr>
-                <w:rFonts w:hint="eastAsia"/>
-                <w:color w:val="auto"/>
-              </w:rPr>
-              <w:t xml:space="preserve">DNN - </w:t>
-            </w:r>
-            <w:r>
-              <w:rPr>
-                <w:rFonts w:hint="eastAsia"/>
-                <w:color w:val="auto"/>
-              </w:rPr>
-              <w:t>Caffe</w:t>
-            </w:r>
-          </w:p>
-          <w:p>
-            <w:pPr>
-              <w:pStyle w:val="10"/>
-              <w:rPr>
-                <w:rFonts w:hint="eastAsia"/>
-                <w:color w:val="auto"/>
-              </w:rPr>
-            </w:pPr>
-            <w:r>
-              <w:rPr>
-                <w:rFonts w:hint="eastAsia"/>
-                <w:color w:val="auto"/>
-              </w:rPr>
-              <w:t>ASP, JSP, CSS and HTML</w:t>
-            </w:r>
-            <w:r>
-              <w:rPr>
-                <w:rFonts w:hint="eastAsia"/>
-                <w:color w:val="auto"/>
-              </w:rPr>
-              <w:t xml:space="preserve"> </w:t>
             </w:r>
           </w:p>
           <w:p>
             <w:pPr>
               <w:pStyle w:val="1"/>
-              <w:contextualSpacing w:val="0"/>
-              <w:rPr>
-                <w:rFonts w:eastAsiaTheme="minorEastAsia" w:hint="eastAsia"/>
+              <w:spacing w:before="320"/>
+              <w:contextualSpacing/>
+              <w:rPr>
+                <w:color w:val="auto"/>
               </w:rPr>
             </w:pPr>
-            <w:bookmarkStart w:id="17" w:name="_tuxh7mwdaxox" w:colFirst="0" w:colLast="0"/>
-            <w:bookmarkEnd w:id="17"/>
-            <w:r>
-              <w:rPr>
-                <w:rFonts w:eastAsiaTheme="minorEastAsia" w:hint="eastAsia"/>
-              </w:rPr>
-              <w:t>CERTIFICATION</w:t>
-            </w:r>
-          </w:p>
-          <w:p>
-            <w:pPr>
-              <w:pStyle w:val="10"/>
-              <w:spacing w:before="320"/>
-              <w:rPr>
-                <w:rFonts w:hint="eastAsia"/>
-                <w:color w:val="auto"/>
-              </w:rPr>
-            </w:pPr>
-            <w:r>
-              <w:rPr>
-                <w:rFonts w:hint="eastAsia"/>
-                <w:color w:val="auto"/>
-              </w:rPr>
-              <w:t>ISO 26262 Basic Training Course (Tuv Nord)</w:t>
+            <w:r>
+              <w:rPr>
+                <w:rFonts w:hint="eastAsia"/>
+                <w:color w:val="auto"/>
+              </w:rPr>
+              <w:t>C and C++</w:t>
+            </w:r>
+            <w:r>
+              <w:rPr>
+                <w:rFonts w:hint="eastAsia"/>
+                <w:color w:val="auto"/>
+              </w:rPr>
+              <w:t xml:space="preserve"> </w:t>
             </w:r>
           </w:p>
           <w:p>
             <w:pPr>
               <w:pStyle w:val="1"/>
-              <w:contextualSpacing w:val="0"/>
+              <w:rPr>
+                <w:color w:val="auto"/>
+              </w:rPr>
             </w:pPr>
-            <w:bookmarkStart w:id="18" w:name="_cxxkes25b26" w:colFirst="0" w:colLast="0"/>
-            <w:bookmarkEnd w:id="18"/>
-            <w:r>
-              <w:t>LANGUAGES</w:t>
+            <w:r>
+              <w:rPr>
+                <w:rFonts w:hint="eastAsia"/>
+                <w:color w:val="auto"/>
+              </w:rPr>
+              <w:t xml:space="preserve">Python </w:t>
+            </w:r>
+            <w:r>
+              <w:rPr>
+                <w:color w:val="auto"/>
+              </w:rPr>
+              <w:t>and Java</w:t>
+            </w:r>
+            <w:r>
+              <w:rPr>
+                <w:rFonts w:hint="eastAsia"/>
+                <w:color w:val="auto"/>
+              </w:rPr>
+              <w:t>, C#</w:t>
+            </w:r>
+            <w:r>
+              <w:rPr>
+                <w:color w:val="auto"/>
+              </w:rPr>
+              <w:t xml:space="preserve"> </w:t>
             </w:r>
           </w:p>
           <w:p>
             <w:pPr>
-              <w:pStyle w:val="10"/>
+              <w:pStyle w:val="1"/>
+              <w:rPr>
+                <w:color w:val="auto"/>
+              </w:rPr>
+            </w:pPr>
+            <w:proofErr w:type="spellStart"/>
+            <w:r>
+              <w:rPr>
+                <w:rFonts w:hint="eastAsia"/>
+                <w:color w:val="auto"/>
+              </w:rPr>
+              <w:t>OpenGLES</w:t>
+            </w:r>
+            <w:proofErr w:type="spellEnd"/>
+            <w:r>
+              <w:rPr>
+                <w:rFonts w:hint="eastAsia"/>
+                <w:color w:val="auto"/>
+              </w:rPr>
+              <w:t>, GPU</w:t>
+            </w:r>
+          </w:p>
+          <w:p>
+            <w:pPr>
+              <w:pStyle w:val="1"/>
+              <w:rPr>
+                <w:color w:val="auto"/>
+              </w:rPr>
+            </w:pPr>
+            <w:r>
+              <w:rPr>
+                <w:rFonts w:hint="eastAsia"/>
+                <w:color w:val="auto"/>
+              </w:rPr>
+              <w:t xml:space="preserve">OpenCL, </w:t>
+            </w:r>
+            <w:proofErr w:type="spellStart"/>
+            <w:r>
+              <w:rPr>
+                <w:rFonts w:hint="eastAsia"/>
+                <w:color w:val="auto"/>
+              </w:rPr>
+              <w:t>OpenVX</w:t>
+            </w:r>
+            <w:proofErr w:type="spellEnd"/>
+            <w:r>
+              <w:rPr>
+                <w:rFonts w:hint="eastAsia"/>
+                <w:color w:val="auto"/>
+              </w:rPr>
+              <w:t xml:space="preserve">, </w:t>
+            </w:r>
+            <w:r>
+              <w:rPr>
+                <w:color w:val="auto"/>
+              </w:rPr>
+              <w:t>OpenCV</w:t>
+            </w:r>
+          </w:p>
+          <w:p>
+            <w:pPr>
+              <w:pStyle w:val="1"/>
+              <w:rPr>
+                <w:color w:val="auto"/>
+              </w:rPr>
+            </w:pPr>
+            <w:r>
+              <w:rPr>
+                <w:rFonts w:hint="eastAsia"/>
+                <w:color w:val="auto"/>
+              </w:rPr>
+              <w:t xml:space="preserve">DNN </w:t>
+            </w:r>
+            <w:r>
+              <w:rPr>
+                <w:color w:val="auto"/>
+              </w:rPr>
+              <w:t>–</w:t>
+            </w:r>
+            <w:r>
+              <w:rPr>
+                <w:rFonts w:hint="eastAsia"/>
+                <w:color w:val="auto"/>
+              </w:rPr>
+              <w:t xml:space="preserve"> </w:t>
+            </w:r>
+            <w:r>
+              <w:rPr>
+                <w:rFonts w:hint="eastAsia"/>
+                <w:color w:val="auto"/>
+              </w:rPr>
+              <w:t>Caffe</w:t>
+            </w:r>
+          </w:p>
+          <w:p>
+            <w:pPr>
+              <w:pStyle w:val="1"/>
+              <w:rPr>
+                <w:color w:val="auto"/>
+              </w:rPr>
+            </w:pPr>
+            <w:r>
+              <w:rPr>
+                <w:rFonts w:hint="eastAsia"/>
+                <w:color w:val="auto"/>
+              </w:rPr>
+              <w:t>Linux Kernel and FPGA emulation</w:t>
+            </w:r>
+          </w:p>
+          <w:p>
+            <w:pPr>
+              <w:pStyle w:val="1"/>
+              <w:rPr>
+                <w:color w:val="auto"/>
+              </w:rPr>
+            </w:pPr>
+            <w:r>
+              <w:rPr>
+                <w:rFonts w:hint="eastAsia"/>
+                <w:color w:val="auto"/>
+              </w:rPr>
+              <w:t>Android framewor</w:t>
+            </w:r>
+            <w:r>
+              <w:rPr>
+                <w:color w:val="auto"/>
+              </w:rPr>
+              <w:t>k in java/native/kernel layers</w:t>
+            </w:r>
+            <w:r>
+              <w:rPr>
+                <w:rFonts w:hint="eastAsia"/>
+                <w:color w:val="auto"/>
+              </w:rPr>
+              <w:t xml:space="preserve"> </w:t>
+            </w:r>
+          </w:p>
+          <w:p>
+            <w:pPr>
+              <w:pStyle w:val="1"/>
+              <w:rPr>
+                <w:color w:val="auto"/>
+              </w:rPr>
+            </w:pPr>
+            <w:r>
+              <w:rPr>
+                <w:rFonts w:hint="eastAsia"/>
+                <w:color w:val="auto"/>
+              </w:rPr>
+              <w:t>8032 and ARM RISC</w:t>
+            </w:r>
+            <w:r>
+              <w:rPr>
+                <w:rFonts w:hint="eastAsia"/>
+                <w:color w:val="auto"/>
+              </w:rPr>
+              <w:t xml:space="preserve"> </w:t>
+            </w:r>
+          </w:p>
+          <w:p>
+            <w:pPr>
+              <w:pStyle w:val="1"/>
+              <w:rPr>
+                <w:color w:val="auto"/>
+              </w:rPr>
+            </w:pPr>
+            <w:r>
+              <w:rPr>
+                <w:rFonts w:hint="eastAsia"/>
+                <w:color w:val="auto"/>
+              </w:rPr>
+              <w:t>QT GUI framework</w:t>
+            </w:r>
+          </w:p>
+          <w:p>
+            <w:pPr>
+              <w:pStyle w:val="Heading1"/>
+              <w:contextualSpacing w:val="0"/>
+              <w:rPr>
+                <w:rFonts w:eastAsiaTheme="minorEastAsia"/>
+              </w:rPr>
+            </w:pPr>
+            <w:bookmarkStart w:id="16" w:name="_tuxh7mwdaxox" w:colFirst="0" w:colLast="0"/>
+            <w:bookmarkEnd w:id="16"/>
+            <w:r>
+              <w:rPr>
+                <w:rFonts w:eastAsiaTheme="minorEastAsia" w:hint="eastAsia"/>
+              </w:rPr>
+              <w:t>CERTIFICATION</w:t>
+            </w:r>
+          </w:p>
+          <w:p>
+            <w:pPr>
+              <w:pStyle w:val="1"/>
               <w:spacing w:before="320"/>
               <w:rPr>
-                <w:rFonts w:hint="eastAsia"/>
+                <w:color w:val="auto"/>
+              </w:rPr>
+            </w:pPr>
+            <w:r>
+              <w:rPr>
+                <w:rFonts w:hint="eastAsia"/>
+                <w:color w:val="auto"/>
+              </w:rPr>
+              <w:t>ISO 26262 Basic Training Course (</w:t>
+            </w:r>
+            <w:proofErr w:type="spellStart"/>
+            <w:r>
+              <w:rPr>
+                <w:rFonts w:hint="eastAsia"/>
+                <w:color w:val="auto"/>
+              </w:rPr>
+              <w:t>Tuv</w:t>
+            </w:r>
+            <w:proofErr w:type="spellEnd"/>
+            <w:r>
+              <w:rPr>
+                <w:rFonts w:hint="eastAsia"/>
+                <w:color w:val="auto"/>
+              </w:rPr>
+              <w:t xml:space="preserve"> Nord)</w:t>
+            </w:r>
+          </w:p>
+          <w:p>
+            <w:pPr>
+              <w:pStyle w:val="Heading1"/>
+              <w:contextualSpacing w:val="0"/>
+            </w:pPr>
+            <w:bookmarkStart w:id="17" w:name="_cxxkes25b26" w:colFirst="0" w:colLast="0"/>
+            <w:bookmarkEnd w:id="17"/>
+            <w:r>
+              <w:t>LANGUAGES</w:t>
+            </w:r>
+          </w:p>
+          <w:p>
+            <w:pPr>
+              <w:pStyle w:val="1"/>
+              <w:spacing w:before="320"/>
+              <w:rPr>
                 <w:color w:val="auto"/>
               </w:rPr>
             </w:pPr>
@@ -4076,10 +4264,7 @@
     </w:tbl>
     <w:p>
       <w:pPr>
-        <w:pStyle w:val="10"/>
-        <w:rPr>
-          <w:rFonts w:hint="eastAsia"/>
-        </w:rPr>
+        <w:pStyle w:val="1"/>
       </w:pPr>
     </w:p>
     <w:sectPr>
@@ -4094,14 +4279,11 @@
 </file>
 
 <file path=word/endnotes.xml><?xml version="1.0" encoding="utf-8"?>
-<w:endnotes xmlns:wpc="http://schemas.microsoft.com/office/word/2010/wordprocessingCanvas" xmlns:mc="http://schemas.openxmlformats.org/markup-compatibility/2006" xmlns:o="urn:schemas-microsoft-com:office:office" xmlns:r="http://schemas.openxmlformats.org/officeDocument/2006/relationships" xmlns:m="http://schemas.openxmlformats.org/officeDocument/2006/math" xmlns:v="urn:schemas-microsoft-com:vml" xmlns:wp14="http://schemas.microsoft.com/office/word/2010/wordprocessingDrawing" xmlns:wp="http://schemas.openxmlformats.org/drawingml/2006/wordprocessingDrawing" xmlns:w10="urn:schemas-microsoft-com:office:word" xmlns:w="http://schemas.openxmlformats.org/wordprocessingml/2006/main" xmlns:w14="http://schemas.microsoft.com/office/word/2010/wordml" xmlns:w15="http://schemas.microsoft.com/office/word/2012/wordml" xmlns:wpg="http://schemas.microsoft.com/office/word/2010/wordprocessingGroup" xmlns:wpi="http://schemas.microsoft.com/office/word/2010/wordprocessingInk" xmlns:wne="http://schemas.microsoft.com/office/word/2006/wordml" xmlns:wps="http://schemas.microsoft.com/office/word/2010/wordprocessingShape" mc:Ignorable="w14 w15 wp14">
+<w:endnotes xmlns:wpc="http://schemas.microsoft.com/office/word/2010/wordprocessingCanvas" xmlns:cx="http://schemas.microsoft.com/office/drawing/2014/chartex" xmlns:cx1="http://schemas.microsoft.com/office/drawing/2015/9/8/chartex" xmlns:cx2="http://schemas.microsoft.com/office/drawing/2015/10/21/chartex" xmlns:cx3="http://schemas.microsoft.com/office/drawing/2016/5/9/chartex" xmlns:cx4="http://schemas.microsoft.com/office/drawing/2016/5/10/chartex" xmlns:cx5="http://schemas.microsoft.com/office/drawing/2016/5/11/chartex" xmlns:cx6="http://schemas.microsoft.com/office/drawing/2016/5/12/chartex" xmlns:cx7="http://schemas.microsoft.com/office/drawing/2016/5/13/chartex" xmlns:cx8="http://schemas.microsoft.com/office/drawing/2016/5/14/chartex" xmlns:mc="http://schemas.openxmlformats.org/markup-compatibility/2006" xmlns:aink="http://schemas.microsoft.com/office/drawing/2016/ink" xmlns:am3d="http://schemas.microsoft.com/office/drawing/2017/model3d" xmlns:o="urn:schemas-microsoft-com:office:office" xmlns:oel="http://schemas.microsoft.com/office/2019/extlst" xmlns:r="http://schemas.openxmlformats.org/officeDocument/2006/relationships" xmlns:m="http://schemas.openxmlformats.org/officeDocument/2006/math" xmlns:v="urn:schemas-microsoft-com:vml" xmlns:wp14="http://schemas.microsoft.com/office/word/2010/wordprocessingDrawing" xmlns:wp="http://schemas.openxmlformats.org/drawingml/2006/wordprocessingDrawing" xmlns:w10="urn:schemas-microsoft-com:office:word" xmlns:w="http://schemas.openxmlformats.org/wordprocessingml/2006/main" xmlns:w14="http://schemas.microsoft.com/office/word/2010/wordml" xmlns:w15="http://schemas.microsoft.com/office/word/2012/wordml" xmlns:w16cex="http://schemas.microsoft.com/office/word/2018/wordml/cex" xmlns:w16cid="http://schemas.microsoft.com/office/word/2016/wordml/cid" xmlns:w16="http://schemas.microsoft.com/office/word/2018/wordml" xmlns:w16du="http://schemas.microsoft.com/office/word/2023/wordml/word16du" xmlns:w16sdtdh="http://schemas.microsoft.com/office/word/2020/wordml/sdtdatahash" xmlns:w16sdtfl="http://schemas.microsoft.com/office/word/2024/wordml/sdtformatlock" xmlns:w16se="http://schemas.microsoft.com/office/word/2015/wordml/symex" xmlns:wpg="http://schemas.microsoft.com/office/word/2010/wordprocessingGroup" xmlns:wpi="http://schemas.microsoft.com/office/word/2010/wordprocessingInk" xmlns:wne="http://schemas.microsoft.com/office/word/2006/wordml" xmlns:wps="http://schemas.microsoft.com/office/word/2010/wordprocessingShape" mc:Ignorable="w14 w15 w16se w16cid w16 w16cex w16sdtdh w16sdtfl w16du wp14">
   <w:endnote w:type="separator" w:id="-1">
     <w:p>
       <w:pPr>
         <w:spacing w:before="0" w:line="240" w:lineRule="auto"/>
-        <w:rPr>
-          <w:rFonts w:hint="eastAsia"/>
-        </w:rPr>
       </w:pPr>
       <w:r>
         <w:separator/>
@@ -4112,27 +4294,28 @@
     <w:p>
       <w:pPr>
         <w:spacing w:before="0" w:line="240" w:lineRule="auto"/>
-        <w:rPr>
-          <w:rFonts w:hint="eastAsia"/>
-        </w:rPr>
       </w:pPr>
       <w:r>
         <w:continuationSeparator/>
       </w:r>
+    </w:p>
+  </w:endnote>
+  <w:endnote w:type="continuationNotice" w:id="1">
+    <w:p>
+      <w:pPr>
+        <w:spacing w:before="0" w:line="240" w:lineRule="auto"/>
+      </w:pPr>
     </w:p>
   </w:endnote>
 </w:endnotes>
 </file>
 
 <file path=word/footnotes.xml><?xml version="1.0" encoding="utf-8"?>
-<w:footnotes xmlns:wpc="http://schemas.microsoft.com/office/word/2010/wordprocessingCanvas" xmlns:mc="http://schemas.openxmlformats.org/markup-compatibility/2006" xmlns:o="urn:schemas-microsoft-com:office:office" xmlns:r="http://schemas.openxmlformats.org/officeDocument/2006/relationships" xmlns:m="http://schemas.openxmlformats.org/officeDocument/2006/math" xmlns:v="urn:schemas-microsoft-com:vml" xmlns:wp14="http://schemas.microsoft.com/office/word/2010/wordprocessingDrawing" xmlns:wp="http://schemas.openxmlformats.org/drawingml/2006/wordprocessingDrawing" xmlns:w10="urn:schemas-microsoft-com:office:word" xmlns:w="http://schemas.openxmlformats.org/wordprocessingml/2006/main" xmlns:w14="http://schemas.microsoft.com/office/word/2010/wordml" xmlns:w15="http://schemas.microsoft.com/office/word/2012/wordml" xmlns:wpg="http://schemas.microsoft.com/office/word/2010/wordprocessingGroup" xmlns:wpi="http://schemas.microsoft.com/office/word/2010/wordprocessingInk" xmlns:wne="http://schemas.microsoft.com/office/word/2006/wordml" xmlns:wps="http://schemas.microsoft.com/office/word/2010/wordprocessingShape" mc:Ignorable="w14 w15 wp14">
+<w:footnotes xmlns:wpc="http://schemas.microsoft.com/office/word/2010/wordprocessingCanvas" xmlns:cx="http://schemas.microsoft.com/office/drawing/2014/chartex" xmlns:cx1="http://schemas.microsoft.com/office/drawing/2015/9/8/chartex" xmlns:cx2="http://schemas.microsoft.com/office/drawing/2015/10/21/chartex" xmlns:cx3="http://schemas.microsoft.com/office/drawing/2016/5/9/chartex" xmlns:cx4="http://schemas.microsoft.com/office/drawing/2016/5/10/chartex" xmlns:cx5="http://schemas.microsoft.com/office/drawing/2016/5/11/chartex" xmlns:cx6="http://schemas.microsoft.com/office/drawing/2016/5/12/chartex" xmlns:cx7="http://schemas.microsoft.com/office/drawing/2016/5/13/chartex" xmlns:cx8="http://schemas.microsoft.com/office/drawing/2016/5/14/chartex" xmlns:mc="http://schemas.openxmlformats.org/markup-compatibility/2006" xmlns:aink="http://schemas.microsoft.com/office/drawing/2016/ink" xmlns:am3d="http://schemas.microsoft.com/office/drawing/2017/model3d" xmlns:o="urn:schemas-microsoft-com:office:office" xmlns:oel="http://schemas.microsoft.com/office/2019/extlst" xmlns:r="http://schemas.openxmlformats.org/officeDocument/2006/relationships" xmlns:m="http://schemas.openxmlformats.org/officeDocument/2006/math" xmlns:v="urn:schemas-microsoft-com:vml" xmlns:wp14="http://schemas.microsoft.com/office/word/2010/wordprocessingDrawing" xmlns:wp="http://schemas.openxmlformats.org/drawingml/2006/wordprocessingDrawing" xmlns:w10="urn:schemas-microsoft-com:office:word" xmlns:w="http://schemas.openxmlformats.org/wordprocessingml/2006/main" xmlns:w14="http://schemas.microsoft.com/office/word/2010/wordml" xmlns:w15="http://schemas.microsoft.com/office/word/2012/wordml" xmlns:w16cex="http://schemas.microsoft.com/office/word/2018/wordml/cex" xmlns:w16cid="http://schemas.microsoft.com/office/word/2016/wordml/cid" xmlns:w16="http://schemas.microsoft.com/office/word/2018/wordml" xmlns:w16du="http://schemas.microsoft.com/office/word/2023/wordml/word16du" xmlns:w16sdtdh="http://schemas.microsoft.com/office/word/2020/wordml/sdtdatahash" xmlns:w16sdtfl="http://schemas.microsoft.com/office/word/2024/wordml/sdtformatlock" xmlns:w16se="http://schemas.microsoft.com/office/word/2015/wordml/symex" xmlns:wpg="http://schemas.microsoft.com/office/word/2010/wordprocessingGroup" xmlns:wpi="http://schemas.microsoft.com/office/word/2010/wordprocessingInk" xmlns:wne="http://schemas.microsoft.com/office/word/2006/wordml" xmlns:wps="http://schemas.microsoft.com/office/word/2010/wordprocessingShape" mc:Ignorable="w14 w15 w16se w16cid w16 w16cex w16sdtdh w16sdtfl w16du wp14">
   <w:footnote w:type="separator" w:id="-1">
     <w:p>
       <w:pPr>
         <w:spacing w:before="0" w:line="240" w:lineRule="auto"/>
-        <w:rPr>
-          <w:rFonts w:hint="eastAsia"/>
-        </w:rPr>
       </w:pPr>
       <w:r>
         <w:separator/>
@@ -4143,20 +4326,24 @@
     <w:p>
       <w:pPr>
         <w:spacing w:before="0" w:line="240" w:lineRule="auto"/>
-        <w:rPr>
-          <w:rFonts w:hint="eastAsia"/>
-        </w:rPr>
       </w:pPr>
       <w:r>
         <w:continuationSeparator/>
       </w:r>
+    </w:p>
+  </w:footnote>
+  <w:footnote w:type="continuationNotice" w:id="1">
+    <w:p>
+      <w:pPr>
+        <w:spacing w:before="0" w:line="240" w:lineRule="auto"/>
+      </w:pPr>
     </w:p>
   </w:footnote>
 </w:footnotes>
 </file>
 
 <file path=word/numbering.xml><?xml version="1.0" encoding="utf-8"?>
-<w:numbering xmlns:wpc="http://schemas.microsoft.com/office/word/2010/wordprocessingCanvas" xmlns:mc="http://schemas.openxmlformats.org/markup-compatibility/2006" xmlns:o="urn:schemas-microsoft-com:office:office" xmlns:r="http://schemas.openxmlformats.org/officeDocument/2006/relationships" xmlns:m="http://schemas.openxmlformats.org/officeDocument/2006/math" xmlns:v="urn:schemas-microsoft-com:vml" xmlns:wp14="http://schemas.microsoft.com/office/word/2010/wordprocessingDrawing" xmlns:wp="http://schemas.openxmlformats.org/drawingml/2006/wordprocessingDrawing" xmlns:w10="urn:schemas-microsoft-com:office:word" xmlns:w="http://schemas.openxmlformats.org/wordprocessingml/2006/main" xmlns:w14="http://schemas.microsoft.com/office/word/2010/wordml" xmlns:w15="http://schemas.microsoft.com/office/word/2012/wordml" xmlns:wpg="http://schemas.microsoft.com/office/word/2010/wordprocessingGroup" xmlns:wpi="http://schemas.microsoft.com/office/word/2010/wordprocessingInk" xmlns:wne="http://schemas.microsoft.com/office/word/2006/wordml" xmlns:wps="http://schemas.microsoft.com/office/word/2010/wordprocessingShape" mc:Ignorable="w14 w15 wp14">
+<w:numbering xmlns:wpc="http://schemas.microsoft.com/office/word/2010/wordprocessingCanvas" xmlns:cx="http://schemas.microsoft.com/office/drawing/2014/chartex" xmlns:cx1="http://schemas.microsoft.com/office/drawing/2015/9/8/chartex" xmlns:cx2="http://schemas.microsoft.com/office/drawing/2015/10/21/chartex" xmlns:cx3="http://schemas.microsoft.com/office/drawing/2016/5/9/chartex" xmlns:cx4="http://schemas.microsoft.com/office/drawing/2016/5/10/chartex" xmlns:cx5="http://schemas.microsoft.com/office/drawing/2016/5/11/chartex" xmlns:cx6="http://schemas.microsoft.com/office/drawing/2016/5/12/chartex" xmlns:cx7="http://schemas.microsoft.com/office/drawing/2016/5/13/chartex" xmlns:cx8="http://schemas.microsoft.com/office/drawing/2016/5/14/chartex" xmlns:mc="http://schemas.openxmlformats.org/markup-compatibility/2006" xmlns:aink="http://schemas.microsoft.com/office/drawing/2016/ink" xmlns:am3d="http://schemas.microsoft.com/office/drawing/2017/model3d" xmlns:o="urn:schemas-microsoft-com:office:office" xmlns:oel="http://schemas.microsoft.com/office/2019/extlst" xmlns:r="http://schemas.openxmlformats.org/officeDocument/2006/relationships" xmlns:m="http://schemas.openxmlformats.org/officeDocument/2006/math" xmlns:v="urn:schemas-microsoft-com:vml" xmlns:wp14="http://schemas.microsoft.com/office/word/2010/wordprocessingDrawing" xmlns:wp="http://schemas.openxmlformats.org/drawingml/2006/wordprocessingDrawing" xmlns:w10="urn:schemas-microsoft-com:office:word" xmlns:w="http://schemas.openxmlformats.org/wordprocessingml/2006/main" xmlns:w14="http://schemas.microsoft.com/office/word/2010/wordml" xmlns:w15="http://schemas.microsoft.com/office/word/2012/wordml" xmlns:w16cex="http://schemas.microsoft.com/office/word/2018/wordml/cex" xmlns:w16cid="http://schemas.microsoft.com/office/word/2016/wordml/cid" xmlns:w16="http://schemas.microsoft.com/office/word/2018/wordml" xmlns:w16du="http://schemas.microsoft.com/office/word/2023/wordml/word16du" xmlns:w16sdtdh="http://schemas.microsoft.com/office/word/2020/wordml/sdtdatahash" xmlns:w16sdtfl="http://schemas.microsoft.com/office/word/2024/wordml/sdtformatlock" xmlns:w16se="http://schemas.microsoft.com/office/word/2015/wordml/symex" xmlns:wpg="http://schemas.microsoft.com/office/word/2010/wordprocessingGroup" xmlns:wpi="http://schemas.microsoft.com/office/word/2010/wordprocessingInk" xmlns:wne="http://schemas.microsoft.com/office/word/2006/wordml" xmlns:wps="http://schemas.microsoft.com/office/word/2010/wordprocessingShape" mc:Ignorable="w14 w15 w16se w16cid w16 w16cex w16sdtdh w16sdtfl w16du wp14">
   <w:abstractNum w:abstractNumId="0" w15:restartNumberingAfterBreak="0">
     <w:nsid w:val="1E073470"/>
     <w:multiLevelType w:val="multilevel"/>
@@ -5778,56 +5965,56 @@
       </w:rPr>
     </w:lvl>
   </w:abstractNum>
-  <w:num w:numId="1">
+  <w:num w:numId="1" w16cid:durableId="1476948429">
     <w:abstractNumId w:val="0"/>
   </w:num>
-  <w:num w:numId="2">
+  <w:num w:numId="2" w16cid:durableId="1393038757">
     <w:abstractNumId w:val="7"/>
   </w:num>
-  <w:num w:numId="3">
+  <w:num w:numId="3" w16cid:durableId="709262826">
     <w:abstractNumId w:val="4"/>
   </w:num>
-  <w:num w:numId="4">
+  <w:num w:numId="4" w16cid:durableId="1310287003">
     <w:abstractNumId w:val="13"/>
   </w:num>
-  <w:num w:numId="5">
+  <w:num w:numId="5" w16cid:durableId="1088505550">
     <w:abstractNumId w:val="10"/>
   </w:num>
-  <w:num w:numId="6">
+  <w:num w:numId="6" w16cid:durableId="1311981237">
     <w:abstractNumId w:val="12"/>
   </w:num>
-  <w:num w:numId="7">
+  <w:num w:numId="7" w16cid:durableId="206646502">
     <w:abstractNumId w:val="11"/>
   </w:num>
-  <w:num w:numId="8">
+  <w:num w:numId="8" w16cid:durableId="552616266">
     <w:abstractNumId w:val="1"/>
   </w:num>
-  <w:num w:numId="9">
+  <w:num w:numId="9" w16cid:durableId="1639066510">
     <w:abstractNumId w:val="2"/>
   </w:num>
-  <w:num w:numId="10">
+  <w:num w:numId="10" w16cid:durableId="1289897461">
     <w:abstractNumId w:val="8"/>
   </w:num>
-  <w:num w:numId="11">
+  <w:num w:numId="11" w16cid:durableId="637222046">
     <w:abstractNumId w:val="14"/>
   </w:num>
-  <w:num w:numId="12">
+  <w:num w:numId="12" w16cid:durableId="230434389">
     <w:abstractNumId w:val="5"/>
   </w:num>
-  <w:num w:numId="13">
+  <w:num w:numId="13" w16cid:durableId="499274550">
     <w:abstractNumId w:val="6"/>
   </w:num>
-  <w:num w:numId="14">
+  <w:num w:numId="14" w16cid:durableId="450326965">
     <w:abstractNumId w:val="9"/>
   </w:num>
-  <w:num w:numId="15">
+  <w:num w:numId="15" w16cid:durableId="928854694">
     <w:abstractNumId w:val="3"/>
   </w:num>
 </w:numbering>
 </file>
 
 <file path=word/styles.xml><?xml version="1.0" encoding="utf-8"?>
-<w:styles xmlns:mc="http://schemas.openxmlformats.org/markup-compatibility/2006" xmlns:r="http://schemas.openxmlformats.org/officeDocument/2006/relationships" xmlns:w="http://schemas.openxmlformats.org/wordprocessingml/2006/main" xmlns:w14="http://schemas.microsoft.com/office/word/2010/wordml" xmlns:w15="http://schemas.microsoft.com/office/word/2012/wordml" mc:Ignorable="w14 w15">
+<w:styles xmlns:mc="http://schemas.openxmlformats.org/markup-compatibility/2006" xmlns:r="http://schemas.openxmlformats.org/officeDocument/2006/relationships" xmlns:w="http://schemas.openxmlformats.org/wordprocessingml/2006/main" xmlns:w14="http://schemas.microsoft.com/office/word/2010/wordml" xmlns:w15="http://schemas.microsoft.com/office/word/2012/wordml" xmlns:w16cex="http://schemas.microsoft.com/office/word/2018/wordml/cex" xmlns:w16cid="http://schemas.microsoft.com/office/word/2016/wordml/cid" xmlns:w16="http://schemas.microsoft.com/office/word/2018/wordml" xmlns:w16du="http://schemas.microsoft.com/office/word/2023/wordml/word16du" xmlns:w16sdtdh="http://schemas.microsoft.com/office/word/2020/wordml/sdtdatahash" xmlns:w16sdtfl="http://schemas.microsoft.com/office/word/2024/wordml/sdtformatlock" xmlns:w16se="http://schemas.microsoft.com/office/word/2015/wordml/symex" mc:Ignorable="w14 w15 w16se w16cid w16 w16cex w16sdtdh w16sdtfl w16du">
   <w:docDefaults>
     <w:rPrDefault>
       <w:rPr>
@@ -5846,7 +6033,7 @@
       </w:pPr>
     </w:pPrDefault>
   </w:docDefaults>
-  <w:latentStyles w:defLockedState="0" w:defUIPriority="99" w:defSemiHidden="0" w:defUnhideWhenUsed="0" w:defQFormat="0" w:count="371">
+  <w:latentStyles w:defLockedState="0" w:defUIPriority="99" w:defSemiHidden="0" w:defUnhideWhenUsed="0" w:defQFormat="0" w:count="376">
     <w:lsdException w:name="Normal" w:uiPriority="0" w:qFormat="1"/>
     <w:lsdException w:name="heading 1" w:uiPriority="9" w:qFormat="1"/>
     <w:lsdException w:name="heading 2" w:semiHidden="1" w:uiPriority="9" w:unhideWhenUsed="1" w:qFormat="1"/>
@@ -6218,16 +6405,21 @@
     <w:lsdException w:name="List Table 5 Dark Accent 6" w:uiPriority="50"/>
     <w:lsdException w:name="List Table 6 Colorful Accent 6" w:uiPriority="51"/>
     <w:lsdException w:name="List Table 7 Colorful Accent 6" w:uiPriority="52"/>
+    <w:lsdException w:name="Mention" w:semiHidden="1" w:unhideWhenUsed="1"/>
+    <w:lsdException w:name="Smart Hyperlink" w:semiHidden="1" w:unhideWhenUsed="1"/>
+    <w:lsdException w:name="Hashtag" w:semiHidden="1" w:unhideWhenUsed="1"/>
+    <w:lsdException w:name="Unresolved Mention" w:semiHidden="1" w:unhideWhenUsed="1"/>
+    <w:lsdException w:name="Smart Link" w:semiHidden="1" w:unhideWhenUsed="1"/>
   </w:latentStyles>
-  <w:style w:type="paragraph" w:default="1" w:styleId="a">
+  <w:style w:type="paragraph" w:default="1" w:styleId="Normal">
     <w:name w:val="Normal"/>
     <w:qFormat/>
     <w:rsid w:val="00F269EB"/>
   </w:style>
-  <w:style w:type="paragraph" w:styleId="1">
+  <w:style w:type="paragraph" w:styleId="Heading1">
     <w:name w:val="heading 1"/>
-    <w:basedOn w:val="10"/>
-    <w:next w:val="10"/>
+    <w:basedOn w:val="1"/>
+    <w:next w:val="1"/>
     <w:rsid w:val="008E0F66"/>
     <w:pPr>
       <w:spacing w:before="600" w:line="240" w:lineRule="auto"/>
@@ -6240,10 +6432,10 @@
       <w:color w:val="2079C7"/>
     </w:rPr>
   </w:style>
-  <w:style w:type="paragraph" w:styleId="2">
+  <w:style w:type="paragraph" w:styleId="Heading2">
     <w:name w:val="heading 2"/>
-    <w:basedOn w:val="10"/>
-    <w:next w:val="10"/>
+    <w:basedOn w:val="1"/>
+    <w:next w:val="1"/>
     <w:rsid w:val="008E0F66"/>
     <w:pPr>
       <w:keepNext/>
@@ -6259,10 +6451,10 @@
       <w:szCs w:val="22"/>
     </w:rPr>
   </w:style>
-  <w:style w:type="paragraph" w:styleId="3">
+  <w:style w:type="paragraph" w:styleId="Heading3">
     <w:name w:val="heading 3"/>
-    <w:basedOn w:val="10"/>
-    <w:next w:val="10"/>
+    <w:basedOn w:val="1"/>
+    <w:next w:val="1"/>
     <w:rsid w:val="008E0F66"/>
     <w:pPr>
       <w:keepNext/>
@@ -6277,10 +6469,10 @@
       <w:szCs w:val="16"/>
     </w:rPr>
   </w:style>
-  <w:style w:type="paragraph" w:styleId="4">
+  <w:style w:type="paragraph" w:styleId="Heading4">
     <w:name w:val="heading 4"/>
-    <w:basedOn w:val="10"/>
-    <w:next w:val="10"/>
+    <w:basedOn w:val="1"/>
+    <w:next w:val="1"/>
     <w:rsid w:val="008E0F66"/>
     <w:pPr>
       <w:keepNext/>
@@ -6296,10 +6488,10 @@
       <w:u w:val="single"/>
     </w:rPr>
   </w:style>
-  <w:style w:type="paragraph" w:styleId="5">
+  <w:style w:type="paragraph" w:styleId="Heading5">
     <w:name w:val="heading 5"/>
-    <w:basedOn w:val="10"/>
-    <w:next w:val="10"/>
+    <w:basedOn w:val="1"/>
+    <w:next w:val="1"/>
     <w:rsid w:val="008E0F66"/>
     <w:pPr>
       <w:keepNext/>
@@ -6314,10 +6506,10 @@
       <w:szCs w:val="22"/>
     </w:rPr>
   </w:style>
-  <w:style w:type="paragraph" w:styleId="6">
+  <w:style w:type="paragraph" w:styleId="Heading6">
     <w:name w:val="heading 6"/>
-    <w:basedOn w:val="10"/>
-    <w:next w:val="10"/>
+    <w:basedOn w:val="1"/>
+    <w:next w:val="1"/>
     <w:rsid w:val="008E0F66"/>
     <w:pPr>
       <w:keepNext/>
@@ -6333,13 +6525,13 @@
       <w:szCs w:val="22"/>
     </w:rPr>
   </w:style>
-  <w:style w:type="character" w:default="1" w:styleId="a0">
+  <w:style w:type="character" w:default="1" w:styleId="DefaultParagraphFont">
     <w:name w:val="Default Paragraph Font"/>
     <w:uiPriority w:val="1"/>
     <w:semiHidden/>
     <w:unhideWhenUsed/>
   </w:style>
-  <w:style w:type="table" w:default="1" w:styleId="a1">
+  <w:style w:type="table" w:default="1" w:styleId="TableNormal">
     <w:name w:val="Normal Table"/>
     <w:uiPriority w:val="99"/>
     <w:semiHidden/>
@@ -6354,18 +6546,18 @@
       </w:tblCellMar>
     </w:tblPr>
   </w:style>
-  <w:style w:type="numbering" w:default="1" w:styleId="a2">
+  <w:style w:type="numbering" w:default="1" w:styleId="NoList">
     <w:name w:val="No List"/>
     <w:uiPriority w:val="99"/>
     <w:semiHidden/>
     <w:unhideWhenUsed/>
   </w:style>
-  <w:style w:type="paragraph" w:customStyle="1" w:styleId="10">
+  <w:style w:type="paragraph" w:customStyle="1" w:styleId="1">
     <w:name w:val="內文1"/>
     <w:rsid w:val="008E0F66"/>
   </w:style>
-  <w:style w:type="table" w:customStyle="1" w:styleId="TableNormal">
-    <w:name w:val="Table Normal"/>
+  <w:style w:type="table" w:customStyle="1" w:styleId="TableNormal1">
+    <w:name w:val="Table Normal1"/>
     <w:rsid w:val="008E0F66"/>
     <w:tblPr>
       <w:tblCellMar>
@@ -6376,10 +6568,10 @@
       </w:tblCellMar>
     </w:tblPr>
   </w:style>
-  <w:style w:type="paragraph" w:styleId="a3">
+  <w:style w:type="paragraph" w:styleId="Title">
     <w:name w:val="Title"/>
-    <w:basedOn w:val="10"/>
-    <w:next w:val="10"/>
+    <w:basedOn w:val="1"/>
+    <w:next w:val="1"/>
     <w:rsid w:val="008E0F66"/>
     <w:pPr>
       <w:spacing w:before="0" w:after="120" w:line="240" w:lineRule="auto"/>
@@ -6392,10 +6584,10 @@
       <w:szCs w:val="72"/>
     </w:rPr>
   </w:style>
-  <w:style w:type="paragraph" w:styleId="a4">
+  <w:style w:type="paragraph" w:styleId="Subtitle">
     <w:name w:val="Subtitle"/>
-    <w:basedOn w:val="10"/>
-    <w:next w:val="10"/>
+    <w:basedOn w:val="1"/>
+    <w:next w:val="1"/>
     <w:rsid w:val="008E0F66"/>
     <w:pPr>
       <w:spacing w:before="0" w:line="276" w:lineRule="auto"/>
@@ -6406,18 +6598,18 @@
       <w:color w:val="000000"/>
     </w:rPr>
   </w:style>
-  <w:style w:type="table" w:customStyle="1" w:styleId="a5">
-    <w:basedOn w:val="TableNormal"/>
+  <w:style w:type="table" w:customStyle="1" w:styleId="a">
+    <w:basedOn w:val="TableNormal1"/>
     <w:rsid w:val="008E0F66"/>
     <w:tblPr>
       <w:tblStyleRowBandSize w:val="1"/>
       <w:tblStyleColBandSize w:val="1"/>
     </w:tblPr>
   </w:style>
-  <w:style w:type="paragraph" w:styleId="a6">
+  <w:style w:type="paragraph" w:styleId="Header">
     <w:name w:val="header"/>
-    <w:basedOn w:val="a"/>
-    <w:link w:val="a7"/>
+    <w:basedOn w:val="Normal"/>
+    <w:link w:val="HeaderChar"/>
     <w:uiPriority w:val="99"/>
     <w:semiHidden/>
     <w:unhideWhenUsed/>
@@ -6434,10 +6626,10 @@
       <w:szCs w:val="20"/>
     </w:rPr>
   </w:style>
-  <w:style w:type="character" w:customStyle="1" w:styleId="a7">
-    <w:name w:val="頁首 字元"/>
-    <w:basedOn w:val="a0"/>
-    <w:link w:val="a6"/>
+  <w:style w:type="character" w:customStyle="1" w:styleId="HeaderChar">
+    <w:name w:val="Header Char"/>
+    <w:basedOn w:val="DefaultParagraphFont"/>
+    <w:link w:val="Header"/>
     <w:uiPriority w:val="99"/>
     <w:semiHidden/>
     <w:rsid w:val="00651EEB"/>
@@ -6446,10 +6638,10 @@
       <w:szCs w:val="20"/>
     </w:rPr>
   </w:style>
-  <w:style w:type="paragraph" w:styleId="a8">
+  <w:style w:type="paragraph" w:styleId="Footer">
     <w:name w:val="footer"/>
-    <w:basedOn w:val="a"/>
-    <w:link w:val="a9"/>
+    <w:basedOn w:val="Normal"/>
+    <w:link w:val="FooterChar"/>
     <w:uiPriority w:val="99"/>
     <w:semiHidden/>
     <w:unhideWhenUsed/>
@@ -6466,10 +6658,10 @@
       <w:szCs w:val="20"/>
     </w:rPr>
   </w:style>
-  <w:style w:type="character" w:customStyle="1" w:styleId="a9">
-    <w:name w:val="頁尾 字元"/>
-    <w:basedOn w:val="a0"/>
-    <w:link w:val="a8"/>
+  <w:style w:type="character" w:customStyle="1" w:styleId="FooterChar">
+    <w:name w:val="Footer Char"/>
+    <w:basedOn w:val="DefaultParagraphFont"/>
+    <w:link w:val="Footer"/>
     <w:uiPriority w:val="99"/>
     <w:semiHidden/>
     <w:rsid w:val="00651EEB"/>
@@ -6478,9 +6670,9 @@
       <w:szCs w:val="20"/>
     </w:rPr>
   </w:style>
-  <w:style w:type="character" w:styleId="aa">
+  <w:style w:type="character" w:styleId="Hyperlink">
     <w:name w:val="Hyperlink"/>
-    <w:basedOn w:val="a0"/>
+    <w:basedOn w:val="DefaultParagraphFont"/>
     <w:uiPriority w:val="99"/>
     <w:unhideWhenUsed/>
     <w:rsid w:val="00AC4460"/>
@@ -6773,4 +6965,10 @@
   <a:objectDefaults/>
   <a:extraClrSchemeLst/>
 </a:theme>
+</file>
+
+<file path=docMetadata/LabelInfo.xml><?xml version="1.0" encoding="utf-8"?>
+<clbl:labelList xmlns:clbl="http://schemas.microsoft.com/office/2020/mipLabelMetadata">
+  <clbl:label id="{9d258917-277f-42cd-a3cd-14c4e9ee58bc}" enabled="1" method="Standard" siteId="{38ae3bcd-9579-4fd4-adda-b42e1495d55a}" removed="0"/>
+</clbl:labelList>
 </file>